--- a/docs/content/t_tests/t_tests_lecture.docx
+++ b/docs/content/t_tests/t_tests_lecture.docx
@@ -4713,13 +4713,13 @@
       </w:tr>
     </w:tbl>
     <w:bookmarkEnd w:id="55"/>
-    <w:bookmarkStart w:id="66" w:name="the-same-two-plots-after-averaging"/>
+    <w:bookmarkStart w:id="61" w:name="X73d9ce21f06c25e01a07f6e258ab44e14803e3d"/>
     <w:p>
       <w:pPr>
         <w:pStyle w:val="Heading2"/>
       </w:pPr>
       <w:r>
-        <w:t xml:space="preserve">The Same Two Plots, After Averaging</w:t>
+        <w:t xml:space="preserve">The Same Two Plots, After Averaging — Boxplot</w:t>
       </w:r>
     </w:p>
     <w:p>
@@ -4948,328 +4948,6 @@
         </w:drawing>
       </w:r>
     </w:p>
-    <w:p>
-      <w:pPr>
-        <w:pStyle w:val="SourceCode"/>
-      </w:pPr>
-      <w:r>
-        <w:rPr>
-          <w:rStyle w:val="NormalTok"/>
-        </w:rPr>
-        <w:t xml:space="preserve">mean_se_plot </w:t>
-      </w:r>
-      <w:r>
-        <w:rPr>
-          <w:rStyle w:val="OtherTok"/>
-        </w:rPr>
-        <w:t xml:space="preserve">&lt;-</w:t>
-      </w:r>
-      <w:r>
-        <w:rPr>
-          <w:rStyle w:val="NormalTok"/>
-        </w:rPr>
-        <w:t xml:space="preserve"> p_df </w:t>
-      </w:r>
-      <w:r>
-        <w:rPr>
-          <w:rStyle w:val="SpecialCharTok"/>
-        </w:rPr>
-        <w:t xml:space="preserve">%&gt;%</w:t>
-      </w:r>
-      <w:r>
-        <w:br/>
-      </w:r>
-      <w:r>
-        <w:rPr>
-          <w:rStyle w:val="NormalTok"/>
-        </w:rPr>
-        <w:t xml:space="preserve">  </w:t>
-      </w:r>
-      <w:r>
-        <w:rPr>
-          <w:rStyle w:val="FunctionTok"/>
-        </w:rPr>
-        <w:t xml:space="preserve">ggplot</w:t>
-      </w:r>
-      <w:r>
-        <w:rPr>
-          <w:rStyle w:val="NormalTok"/>
-        </w:rPr>
-        <w:t xml:space="preserve">(</w:t>
-      </w:r>
-      <w:r>
-        <w:rPr>
-          <w:rStyle w:val="FunctionTok"/>
-        </w:rPr>
-        <w:t xml:space="preserve">aes</w:t>
-      </w:r>
-      <w:r>
-        <w:rPr>
-          <w:rStyle w:val="NormalTok"/>
-        </w:rPr>
-        <w:t xml:space="preserve">(side, needle_length_mm)) </w:t>
-      </w:r>
-      <w:r>
-        <w:rPr>
-          <w:rStyle w:val="SpecialCharTok"/>
-        </w:rPr>
-        <w:t xml:space="preserve">+</w:t>
-      </w:r>
-      <w:r>
-        <w:br/>
-      </w:r>
-      <w:r>
-        <w:rPr>
-          <w:rStyle w:val="NormalTok"/>
-        </w:rPr>
-        <w:t xml:space="preserve">  </w:t>
-      </w:r>
-      <w:r>
-        <w:rPr>
-          <w:rStyle w:val="FunctionTok"/>
-        </w:rPr>
-        <w:t xml:space="preserve">stat_summary</w:t>
-      </w:r>
-      <w:r>
-        <w:rPr>
-          <w:rStyle w:val="NormalTok"/>
-        </w:rPr>
-        <w:t xml:space="preserve">(</w:t>
-      </w:r>
-      <w:r>
-        <w:rPr>
-          <w:rStyle w:val="AttributeTok"/>
-        </w:rPr>
-        <w:t xml:space="preserve">fun =</w:t>
-      </w:r>
-      <w:r>
-        <w:rPr>
-          <w:rStyle w:val="NormalTok"/>
-        </w:rPr>
-        <w:t xml:space="preserve"> mean, </w:t>
-      </w:r>
-      <w:r>
-        <w:rPr>
-          <w:rStyle w:val="AttributeTok"/>
-        </w:rPr>
-        <w:t xml:space="preserve">geom =</w:t>
-      </w:r>
-      <w:r>
-        <w:rPr>
-          <w:rStyle w:val="NormalTok"/>
-        </w:rPr>
-        <w:t xml:space="preserve"> </w:t>
-      </w:r>
-      <w:r>
-        <w:rPr>
-          <w:rStyle w:val="StringTok"/>
-        </w:rPr>
-        <w:t xml:space="preserve">"point"</w:t>
-      </w:r>
-      <w:r>
-        <w:rPr>
-          <w:rStyle w:val="NormalTok"/>
-        </w:rPr>
-        <w:t xml:space="preserve">) </w:t>
-      </w:r>
-      <w:r>
-        <w:rPr>
-          <w:rStyle w:val="SpecialCharTok"/>
-        </w:rPr>
-        <w:t xml:space="preserve">+</w:t>
-      </w:r>
-      <w:r>
-        <w:br/>
-      </w:r>
-      <w:r>
-        <w:rPr>
-          <w:rStyle w:val="NormalTok"/>
-        </w:rPr>
-        <w:t xml:space="preserve">  </w:t>
-      </w:r>
-      <w:r>
-        <w:rPr>
-          <w:rStyle w:val="FunctionTok"/>
-        </w:rPr>
-        <w:t xml:space="preserve">stat_summary</w:t>
-      </w:r>
-      <w:r>
-        <w:rPr>
-          <w:rStyle w:val="NormalTok"/>
-        </w:rPr>
-        <w:t xml:space="preserve">(</w:t>
-      </w:r>
-      <w:r>
-        <w:rPr>
-          <w:rStyle w:val="AttributeTok"/>
-        </w:rPr>
-        <w:t xml:space="preserve">fun.data =</w:t>
-      </w:r>
-      <w:r>
-        <w:rPr>
-          <w:rStyle w:val="NormalTok"/>
-        </w:rPr>
-        <w:t xml:space="preserve"> mean_se, </w:t>
-      </w:r>
-      <w:r>
-        <w:rPr>
-          <w:rStyle w:val="AttributeTok"/>
-        </w:rPr>
-        <w:t xml:space="preserve">geom =</w:t>
-      </w:r>
-      <w:r>
-        <w:rPr>
-          <w:rStyle w:val="NormalTok"/>
-        </w:rPr>
-        <w:t xml:space="preserve"> </w:t>
-      </w:r>
-      <w:r>
-        <w:rPr>
-          <w:rStyle w:val="StringTok"/>
-        </w:rPr>
-        <w:t xml:space="preserve">"errorbar"</w:t>
-      </w:r>
-      <w:r>
-        <w:rPr>
-          <w:rStyle w:val="NormalTok"/>
-        </w:rPr>
-        <w:t xml:space="preserve">, </w:t>
-      </w:r>
-      <w:r>
-        <w:rPr>
-          <w:rStyle w:val="AttributeTok"/>
-        </w:rPr>
-        <w:t xml:space="preserve">width =</w:t>
-      </w:r>
-      <w:r>
-        <w:rPr>
-          <w:rStyle w:val="NormalTok"/>
-        </w:rPr>
-        <w:t xml:space="preserve"> </w:t>
-      </w:r>
-      <w:r>
-        <w:rPr>
-          <w:rStyle w:val="FloatTok"/>
-        </w:rPr>
-        <w:t xml:space="preserve">0.2</w:t>
-      </w:r>
-      <w:r>
-        <w:rPr>
-          <w:rStyle w:val="NormalTok"/>
-        </w:rPr>
-        <w:t xml:space="preserve">) </w:t>
-      </w:r>
-      <w:r>
-        <w:rPr>
-          <w:rStyle w:val="SpecialCharTok"/>
-        </w:rPr>
-        <w:t xml:space="preserve">+</w:t>
-      </w:r>
-      <w:r>
-        <w:br/>
-      </w:r>
-      <w:r>
-        <w:rPr>
-          <w:rStyle w:val="NormalTok"/>
-        </w:rPr>
-        <w:t xml:space="preserve">  </w:t>
-      </w:r>
-      <w:r>
-        <w:rPr>
-          <w:rStyle w:val="FunctionTok"/>
-        </w:rPr>
-        <w:t xml:space="preserve">theme_regular</w:t>
-      </w:r>
-      <w:r>
-        <w:rPr>
-          <w:rStyle w:val="NormalTok"/>
-        </w:rPr>
-        <w:t xml:space="preserve">(</w:t>
-      </w:r>
-      <w:r>
-        <w:rPr>
-          <w:rStyle w:val="AttributeTok"/>
-        </w:rPr>
-        <w:t xml:space="preserve">base_size =</w:t>
-      </w:r>
-      <w:r>
-        <w:rPr>
-          <w:rStyle w:val="NormalTok"/>
-        </w:rPr>
-        <w:t xml:space="preserve"> </w:t>
-      </w:r>
-      <w:r>
-        <w:rPr>
-          <w:rStyle w:val="DecValTok"/>
-        </w:rPr>
-        <w:t xml:space="preserve">10</w:t>
-      </w:r>
-      <w:r>
-        <w:rPr>
-          <w:rStyle w:val="NormalTok"/>
-        </w:rPr>
-        <w:t xml:space="preserve">)</w:t>
-      </w:r>
-      <w:r>
-        <w:br/>
-      </w:r>
-      <w:r>
-        <w:br/>
-      </w:r>
-      <w:r>
-        <w:rPr>
-          <w:rStyle w:val="NormalTok"/>
-        </w:rPr>
-        <w:t xml:space="preserve">mean_se_plot</w:t>
-      </w:r>
-    </w:p>
-    <w:p>
-      <w:pPr>
-        <w:pStyle w:val="FirstParagraph"/>
-      </w:pPr>
-      <w:r>
-        <w:drawing>
-          <wp:inline>
-            <wp:extent cx="2935866" cy="2568882"/>
-            <wp:effectExtent b="0" l="0" r="0" t="0"/>
-            <wp:docPr descr="" title="" id="60" name="Picture"/>
-            <a:graphic>
-              <a:graphicData uri="http://schemas.openxmlformats.org/drawingml/2006/picture">
-                <pic:pic>
-                  <pic:nvPicPr>
-                    <pic:cNvPr descr="t_tests_lecture_files/figure-docx/t-tests-08-1.png" id="61" name="Picture"/>
-                    <pic:cNvPicPr>
-                      <a:picLocks noChangeArrowheads="1" noChangeAspect="1"/>
-                    </pic:cNvPicPr>
-                  </pic:nvPicPr>
-                  <pic:blipFill>
-                    <a:blip r:embed="rId59"/>
-                    <a:stretch>
-                      <a:fillRect/>
-                    </a:stretch>
-                  </pic:blipFill>
-                  <pic:spPr bwMode="auto">
-                    <a:xfrm>
-                      <a:off x="0" y="0"/>
-                      <a:ext cx="2935866" cy="2568882"/>
-                    </a:xfrm>
-                    <a:prstGeom prst="rect">
-                      <a:avLst/>
-                    </a:prstGeom>
-                    <a:noFill/>
-                    <a:ln w="9525">
-                      <a:noFill/>
-                      <a:headEnd/>
-                      <a:tailEnd/>
-                    </a:ln>
-                  </pic:spPr>
-                </pic:pic>
-              </a:graphicData>
-            </a:graphic>
-          </wp:inline>
-        </w:drawing>
-      </w:r>
-    </w:p>
     <w:tbl>
       <w:tblPr>
         <w:tblStyle w:val="Table"/>
@@ -5311,12 +4989,12 @@
                 <wp:inline>
                   <wp:extent cx="152400" cy="152400"/>
                   <wp:effectExtent b="0" l="0" r="0" t="0"/>
-                  <wp:docPr descr="" title="" id="62" name="Picture"/>
+                  <wp:docPr descr="" title="" id="59" name="Picture"/>
                   <a:graphic>
                     <a:graphicData uri="http://schemas.openxmlformats.org/drawingml/2006/picture">
                       <pic:pic>
                         <pic:nvPicPr>
-                          <pic:cNvPr descr="/Applications/Positron.app/Contents/Resources/app/quarto/share/formats/docx/important.png" id="63" name="Picture"/>
+                          <pic:cNvPr descr="/Applications/Positron.app/Contents/Resources/app/quarto/share/formats/docx/important.png" id="60" name="Picture"/>
                           <pic:cNvPicPr>
                             <a:picLocks noChangeArrowheads="1" noChangeAspect="1"/>
                           </pic:cNvPicPr>
@@ -5697,12 +5375,336 @@
         </w:tc>
       </w:tr>
     </w:tbl>
-    <w:p>
-      <w:pPr>
-        <w:pStyle w:val="BodyText"/>
-      </w:pPr>
-      <w:r>
+    <w:bookmarkEnd w:id="61"/>
+    <w:bookmarkStart w:id="67" w:name="Xfe467ea0cd2f39b77d8bf4b9f207d6be934c8dc"/>
+    <w:p>
+      <w:pPr>
+        <w:pStyle w:val="Heading2"/>
+      </w:pPr>
+      <w:r>
+        <w:t xml:space="preserve">The Same Two Plots, After Averaging — Mean ± SE</w:t>
+      </w:r>
+    </w:p>
+    <w:p>
+      <w:pPr>
+        <w:pStyle w:val="SourceCode"/>
+      </w:pPr>
+      <w:r>
+        <w:rPr>
+          <w:rStyle w:val="NormalTok"/>
+        </w:rPr>
+        <w:t xml:space="preserve">mean_se_plot </w:t>
+      </w:r>
+      <w:r>
+        <w:rPr>
+          <w:rStyle w:val="OtherTok"/>
+        </w:rPr>
+        <w:t xml:space="preserve">&lt;-</w:t>
+      </w:r>
+      <w:r>
+        <w:rPr>
+          <w:rStyle w:val="NormalTok"/>
+        </w:rPr>
+        <w:t xml:space="preserve"> p_df </w:t>
+      </w:r>
+      <w:r>
+        <w:rPr>
+          <w:rStyle w:val="SpecialCharTok"/>
+        </w:rPr>
+        <w:t xml:space="preserve">%&gt;%</w:t>
+      </w:r>
+      <w:r>
+        <w:br/>
+      </w:r>
+      <w:r>
+        <w:rPr>
+          <w:rStyle w:val="NormalTok"/>
+        </w:rPr>
+        <w:t xml:space="preserve">  </w:t>
+      </w:r>
+      <w:r>
+        <w:rPr>
+          <w:rStyle w:val="FunctionTok"/>
+        </w:rPr>
+        <w:t xml:space="preserve">ggplot</w:t>
+      </w:r>
+      <w:r>
+        <w:rPr>
+          <w:rStyle w:val="NormalTok"/>
+        </w:rPr>
+        <w:t xml:space="preserve">(</w:t>
+      </w:r>
+      <w:r>
+        <w:rPr>
+          <w:rStyle w:val="FunctionTok"/>
+        </w:rPr>
+        <w:t xml:space="preserve">aes</w:t>
+      </w:r>
+      <w:r>
+        <w:rPr>
+          <w:rStyle w:val="NormalTok"/>
+        </w:rPr>
+        <w:t xml:space="preserve">(side, needle_length_mm)) </w:t>
+      </w:r>
+      <w:r>
+        <w:rPr>
+          <w:rStyle w:val="SpecialCharTok"/>
+        </w:rPr>
+        <w:t xml:space="preserve">+</w:t>
+      </w:r>
+      <w:r>
+        <w:br/>
+      </w:r>
+      <w:r>
+        <w:rPr>
+          <w:rStyle w:val="NormalTok"/>
+        </w:rPr>
+        <w:t xml:space="preserve">  </w:t>
+      </w:r>
+      <w:r>
+        <w:rPr>
+          <w:rStyle w:val="FunctionTok"/>
+        </w:rPr>
+        <w:t xml:space="preserve">stat_summary</w:t>
+      </w:r>
+      <w:r>
+        <w:rPr>
+          <w:rStyle w:val="NormalTok"/>
+        </w:rPr>
+        <w:t xml:space="preserve">(</w:t>
+      </w:r>
+      <w:r>
+        <w:rPr>
+          <w:rStyle w:val="AttributeTok"/>
+        </w:rPr>
+        <w:t xml:space="preserve">fun =</w:t>
+      </w:r>
+      <w:r>
+        <w:rPr>
+          <w:rStyle w:val="NormalTok"/>
+        </w:rPr>
+        <w:t xml:space="preserve"> mean, </w:t>
+      </w:r>
+      <w:r>
+        <w:rPr>
+          <w:rStyle w:val="AttributeTok"/>
+        </w:rPr>
+        <w:t xml:space="preserve">geom =</w:t>
+      </w:r>
+      <w:r>
+        <w:rPr>
+          <w:rStyle w:val="NormalTok"/>
+        </w:rPr>
         <w:t xml:space="preserve"> </w:t>
+      </w:r>
+      <w:r>
+        <w:rPr>
+          <w:rStyle w:val="StringTok"/>
+        </w:rPr>
+        <w:t xml:space="preserve">"point"</w:t>
+      </w:r>
+      <w:r>
+        <w:rPr>
+          <w:rStyle w:val="NormalTok"/>
+        </w:rPr>
+        <w:t xml:space="preserve">) </w:t>
+      </w:r>
+      <w:r>
+        <w:rPr>
+          <w:rStyle w:val="SpecialCharTok"/>
+        </w:rPr>
+        <w:t xml:space="preserve">+</w:t>
+      </w:r>
+      <w:r>
+        <w:br/>
+      </w:r>
+      <w:r>
+        <w:rPr>
+          <w:rStyle w:val="NormalTok"/>
+        </w:rPr>
+        <w:t xml:space="preserve">  </w:t>
+      </w:r>
+      <w:r>
+        <w:rPr>
+          <w:rStyle w:val="FunctionTok"/>
+        </w:rPr>
+        <w:t xml:space="preserve">stat_summary</w:t>
+      </w:r>
+      <w:r>
+        <w:rPr>
+          <w:rStyle w:val="NormalTok"/>
+        </w:rPr>
+        <w:t xml:space="preserve">(</w:t>
+      </w:r>
+      <w:r>
+        <w:rPr>
+          <w:rStyle w:val="AttributeTok"/>
+        </w:rPr>
+        <w:t xml:space="preserve">fun.data =</w:t>
+      </w:r>
+      <w:r>
+        <w:rPr>
+          <w:rStyle w:val="NormalTok"/>
+        </w:rPr>
+        <w:t xml:space="preserve"> mean_se, </w:t>
+      </w:r>
+      <w:r>
+        <w:rPr>
+          <w:rStyle w:val="AttributeTok"/>
+        </w:rPr>
+        <w:t xml:space="preserve">geom =</w:t>
+      </w:r>
+      <w:r>
+        <w:rPr>
+          <w:rStyle w:val="NormalTok"/>
+        </w:rPr>
+        <w:t xml:space="preserve"> </w:t>
+      </w:r>
+      <w:r>
+        <w:rPr>
+          <w:rStyle w:val="StringTok"/>
+        </w:rPr>
+        <w:t xml:space="preserve">"errorbar"</w:t>
+      </w:r>
+      <w:r>
+        <w:rPr>
+          <w:rStyle w:val="NormalTok"/>
+        </w:rPr>
+        <w:t xml:space="preserve">, </w:t>
+      </w:r>
+      <w:r>
+        <w:rPr>
+          <w:rStyle w:val="AttributeTok"/>
+        </w:rPr>
+        <w:t xml:space="preserve">width =</w:t>
+      </w:r>
+      <w:r>
+        <w:rPr>
+          <w:rStyle w:val="NormalTok"/>
+        </w:rPr>
+        <w:t xml:space="preserve"> </w:t>
+      </w:r>
+      <w:r>
+        <w:rPr>
+          <w:rStyle w:val="FloatTok"/>
+        </w:rPr>
+        <w:t xml:space="preserve">0.2</w:t>
+      </w:r>
+      <w:r>
+        <w:rPr>
+          <w:rStyle w:val="NormalTok"/>
+        </w:rPr>
+        <w:t xml:space="preserve">) </w:t>
+      </w:r>
+      <w:r>
+        <w:rPr>
+          <w:rStyle w:val="SpecialCharTok"/>
+        </w:rPr>
+        <w:t xml:space="preserve">+</w:t>
+      </w:r>
+      <w:r>
+        <w:br/>
+      </w:r>
+      <w:r>
+        <w:rPr>
+          <w:rStyle w:val="NormalTok"/>
+        </w:rPr>
+        <w:t xml:space="preserve">  </w:t>
+      </w:r>
+      <w:r>
+        <w:rPr>
+          <w:rStyle w:val="FunctionTok"/>
+        </w:rPr>
+        <w:t xml:space="preserve">theme_regular</w:t>
+      </w:r>
+      <w:r>
+        <w:rPr>
+          <w:rStyle w:val="NormalTok"/>
+        </w:rPr>
+        <w:t xml:space="preserve">(</w:t>
+      </w:r>
+      <w:r>
+        <w:rPr>
+          <w:rStyle w:val="AttributeTok"/>
+        </w:rPr>
+        <w:t xml:space="preserve">base_size =</w:t>
+      </w:r>
+      <w:r>
+        <w:rPr>
+          <w:rStyle w:val="NormalTok"/>
+        </w:rPr>
+        <w:t xml:space="preserve"> </w:t>
+      </w:r>
+      <w:r>
+        <w:rPr>
+          <w:rStyle w:val="DecValTok"/>
+        </w:rPr>
+        <w:t xml:space="preserve">10</w:t>
+      </w:r>
+      <w:r>
+        <w:rPr>
+          <w:rStyle w:val="NormalTok"/>
+        </w:rPr>
+        <w:t xml:space="preserve">)</w:t>
+      </w:r>
+      <w:r>
+        <w:br/>
+      </w:r>
+      <w:r>
+        <w:br/>
+      </w:r>
+      <w:r>
+        <w:rPr>
+          <w:rStyle w:val="NormalTok"/>
+        </w:rPr>
+        <w:t xml:space="preserve">mean_se_plot</w:t>
+      </w:r>
+    </w:p>
+    <w:p>
+      <w:pPr>
+        <w:pStyle w:val="FirstParagraph"/>
+      </w:pPr>
+      <w:r>
+        <w:drawing>
+          <wp:inline>
+            <wp:extent cx="2935866" cy="2568882"/>
+            <wp:effectExtent b="0" l="0" r="0" t="0"/>
+            <wp:docPr descr="" title="" id="63" name="Picture"/>
+            <a:graphic>
+              <a:graphicData uri="http://schemas.openxmlformats.org/drawingml/2006/picture">
+                <pic:pic>
+                  <pic:nvPicPr>
+                    <pic:cNvPr descr="t_tests_lecture_files/figure-docx/t-tests-08-1.png" id="64" name="Picture"/>
+                    <pic:cNvPicPr>
+                      <a:picLocks noChangeArrowheads="1" noChangeAspect="1"/>
+                    </pic:cNvPicPr>
+                  </pic:nvPicPr>
+                  <pic:blipFill>
+                    <a:blip r:embed="rId62"/>
+                    <a:stretch>
+                      <a:fillRect/>
+                    </a:stretch>
+                  </pic:blipFill>
+                  <pic:spPr bwMode="auto">
+                    <a:xfrm>
+                      <a:off x="0" y="0"/>
+                      <a:ext cx="2935866" cy="2568882"/>
+                    </a:xfrm>
+                    <a:prstGeom prst="rect">
+                      <a:avLst/>
+                    </a:prstGeom>
+                    <a:noFill/>
+                    <a:ln w="9525">
+                      <a:noFill/>
+                      <a:headEnd/>
+                      <a:tailEnd/>
+                    </a:ln>
+                  </pic:spPr>
+                </pic:pic>
+              </a:graphicData>
+            </a:graphic>
+          </wp:inline>
+        </w:drawing>
       </w:r>
     </w:p>
     <w:tbl>
@@ -5746,12 +5748,12 @@
                 <wp:inline>
                   <wp:extent cx="152400" cy="152400"/>
                   <wp:effectExtent b="0" l="0" r="0" t="0"/>
-                  <wp:docPr descr="" title="" id="64" name="Picture"/>
+                  <wp:docPr descr="" title="" id="65" name="Picture"/>
                   <a:graphic>
                     <a:graphicData uri="http://schemas.openxmlformats.org/drawingml/2006/picture">
                       <pic:pic>
                         <pic:nvPicPr>
-                          <pic:cNvPr descr="/Applications/Positron.app/Contents/Resources/app/quarto/share/formats/docx/tip.png" id="65" name="Picture"/>
+                          <pic:cNvPr descr="/Applications/Positron.app/Contents/Resources/app/quarto/share/formats/docx/tip.png" id="66" name="Picture"/>
                           <pic:cNvPicPr>
                             <a:picLocks noChangeArrowheads="1" noChangeAspect="1"/>
                           </pic:cNvPicPr>
@@ -5851,8 +5853,8 @@
         </w:tc>
       </w:tr>
     </w:tbl>
-    <w:bookmarkEnd w:id="66"/>
-    <w:bookmarkStart w:id="72" w:name="the-pairing-is-hiding-in-plain-sight"/>
+    <w:bookmarkEnd w:id="67"/>
+    <w:bookmarkStart w:id="73" w:name="the-pairing-is-hiding-in-plain-sight"/>
     <w:p>
       <w:pPr>
         <w:pStyle w:val="Heading2"/>
@@ -6061,18 +6063,18 @@
           <wp:inline>
             <wp:extent cx="2935866" cy="2568882"/>
             <wp:effectExtent b="0" l="0" r="0" t="0"/>
-            <wp:docPr descr="" title="" id="68" name="Picture"/>
+            <wp:docPr descr="" title="" id="69" name="Picture"/>
             <a:graphic>
               <a:graphicData uri="http://schemas.openxmlformats.org/drawingml/2006/picture">
                 <pic:pic>
                   <pic:nvPicPr>
-                    <pic:cNvPr descr="t_tests_lecture_files/figure-docx/t-tests-09-1.png" id="69" name="Picture"/>
+                    <pic:cNvPr descr="t_tests_lecture_files/figure-docx/t-tests-09-1.png" id="70" name="Picture"/>
                     <pic:cNvPicPr>
                       <a:picLocks noChangeArrowheads="1" noChangeAspect="1"/>
                     </pic:cNvPicPr>
                   </pic:nvPicPr>
                   <pic:blipFill>
-                    <a:blip r:embed="rId67"/>
+                    <a:blip r:embed="rId68"/>
                     <a:stretch>
                       <a:fillRect/>
                     </a:stretch>
@@ -6140,12 +6142,12 @@
                 <wp:inline>
                   <wp:extent cx="152400" cy="152400"/>
                   <wp:effectExtent b="0" l="0" r="0" t="0"/>
-                  <wp:docPr descr="" title="" id="70" name="Picture"/>
+                  <wp:docPr descr="" title="" id="71" name="Picture"/>
                   <a:graphic>
                     <a:graphicData uri="http://schemas.openxmlformats.org/drawingml/2006/picture">
                       <pic:pic>
                         <pic:nvPicPr>
-                          <pic:cNvPr descr="/Applications/Positron.app/Contents/Resources/app/quarto/share/formats/docx/tip.png" id="71" name="Picture"/>
+                          <pic:cNvPr descr="/Applications/Positron.app/Contents/Resources/app/quarto/share/formats/docx/tip.png" id="72" name="Picture"/>
                           <pic:cNvPicPr>
                             <a:picLocks noChangeArrowheads="1" noChangeAspect="1"/>
                           </pic:cNvPicPr>
@@ -6248,8 +6250,8 @@
         </w:tc>
       </w:tr>
     </w:tbl>
-    <w:bookmarkEnd w:id="72"/>
-    <w:bookmarkStart w:id="73" w:name="part-2-hypothesis-testing-framework"/>
+    <w:bookmarkEnd w:id="73"/>
+    <w:bookmarkStart w:id="74" w:name="part-2-hypothesis-testing-framework"/>
     <w:p>
       <w:pPr>
         <w:pStyle w:val="Heading2"/>
@@ -6258,8 +6260,8 @@
         <w:t xml:space="preserve">Part 2 · Hypothesis Testing Framework</w:t>
       </w:r>
     </w:p>
-    <w:bookmarkEnd w:id="73"/>
-    <w:bookmarkStart w:id="78" w:name="hypothesis-testing-the-key-components"/>
+    <w:bookmarkEnd w:id="74"/>
+    <w:bookmarkStart w:id="79" w:name="hypothesis-testing-the-key-components"/>
     <w:p>
       <w:pPr>
         <w:pStyle w:val="Heading2"/>
@@ -6599,12 +6601,12 @@
                 <wp:inline>
                   <wp:extent cx="152400" cy="152400"/>
                   <wp:effectExtent b="0" l="0" r="0" t="0"/>
-                  <wp:docPr descr="" title="" id="74" name="Picture"/>
+                  <wp:docPr descr="" title="" id="75" name="Picture"/>
                   <a:graphic>
                     <a:graphicData uri="http://schemas.openxmlformats.org/drawingml/2006/picture">
                       <pic:pic>
                         <pic:nvPicPr>
-                          <pic:cNvPr descr="/Applications/Positron.app/Contents/Resources/app/quarto/share/formats/docx/important.png" id="75" name="Picture"/>
+                          <pic:cNvPr descr="/Applications/Positron.app/Contents/Resources/app/quarto/share/formats/docx/important.png" id="76" name="Picture"/>
                           <pic:cNvPicPr>
                             <a:picLocks noChangeArrowheads="1" noChangeAspect="1"/>
                           </pic:cNvPicPr>
@@ -6820,12 +6822,12 @@
                 <wp:inline>
                   <wp:extent cx="152400" cy="152400"/>
                   <wp:effectExtent b="0" l="0" r="0" t="0"/>
-                  <wp:docPr descr="" title="" id="76" name="Picture"/>
+                  <wp:docPr descr="" title="" id="77" name="Picture"/>
                   <a:graphic>
                     <a:graphicData uri="http://schemas.openxmlformats.org/drawingml/2006/picture">
                       <pic:pic>
                         <pic:nvPicPr>
-                          <pic:cNvPr descr="/Applications/Positron.app/Contents/Resources/app/quarto/share/formats/docx/note.png" id="77" name="Picture"/>
+                          <pic:cNvPr descr="/Applications/Positron.app/Contents/Resources/app/quarto/share/formats/docx/note.png" id="78" name="Picture"/>
                           <pic:cNvPicPr>
                             <a:picLocks noChangeArrowheads="1" noChangeAspect="1"/>
                           </pic:cNvPicPr>
@@ -6923,8 +6925,8 @@
         </w:tc>
       </w:tr>
     </w:tbl>
-    <w:bookmarkEnd w:id="78"/>
-    <w:bookmarkStart w:id="81" w:name="the-logic-of-a-statistical-test"/>
+    <w:bookmarkEnd w:id="79"/>
+    <w:bookmarkStart w:id="82" w:name="the-logic-of-a-statistical-test"/>
     <w:p>
       <w:pPr>
         <w:pStyle w:val="Heading2"/>
@@ -7044,12 +7046,12 @@
                 <wp:inline>
                   <wp:extent cx="152400" cy="152400"/>
                   <wp:effectExtent b="0" l="0" r="0" t="0"/>
-                  <wp:docPr descr="" title="" id="79" name="Picture"/>
+                  <wp:docPr descr="" title="" id="80" name="Picture"/>
                   <a:graphic>
                     <a:graphicData uri="http://schemas.openxmlformats.org/drawingml/2006/picture">
                       <pic:pic>
                         <pic:nvPicPr>
-                          <pic:cNvPr descr="/Applications/Positron.app/Contents/Resources/app/quarto/share/formats/docx/important.png" id="80" name="Picture"/>
+                          <pic:cNvPr descr="/Applications/Positron.app/Contents/Resources/app/quarto/share/formats/docx/important.png" id="81" name="Picture"/>
                           <pic:cNvPicPr>
                             <a:picLocks noChangeArrowheads="1" noChangeAspect="1"/>
                           </pic:cNvPicPr>
@@ -7320,8 +7322,8 @@
         </w:tc>
       </w:tr>
     </w:tbl>
-    <w:bookmarkEnd w:id="81"/>
-    <w:bookmarkStart w:id="82" w:name="part-3-the-t-distribution"/>
+    <w:bookmarkEnd w:id="82"/>
+    <w:bookmarkStart w:id="83" w:name="part-3-the-t-distribution"/>
     <w:p>
       <w:pPr>
         <w:pStyle w:val="Heading2"/>
@@ -7330,8 +7332,8 @@
         <w:t xml:space="preserve">Part 3 · The t-Distribution</w:t>
       </w:r>
     </w:p>
-    <w:bookmarkEnd w:id="82"/>
-    <w:bookmarkStart w:id="91" w:name="one-tailed-questions"/>
+    <w:bookmarkEnd w:id="83"/>
+    <w:bookmarkStart w:id="92" w:name="one-tailed-questions"/>
     <w:p>
       <w:pPr>
         <w:pStyle w:val="Heading2"/>
@@ -7389,12 +7391,12 @@
                 <wp:inline>
                   <wp:extent cx="152400" cy="152400"/>
                   <wp:effectExtent b="0" l="0" r="0" t="0"/>
-                  <wp:docPr descr="" title="" id="83" name="Picture"/>
+                  <wp:docPr descr="" title="" id="84" name="Picture"/>
                   <a:graphic>
                     <a:graphicData uri="http://schemas.openxmlformats.org/drawingml/2006/picture">
                       <pic:pic>
                         <pic:nvPicPr>
-                          <pic:cNvPr descr="/Applications/Positron.app/Contents/Resources/app/quarto/share/formats/docx/note.png" id="84" name="Picture"/>
+                          <pic:cNvPr descr="/Applications/Positron.app/Contents/Resources/app/quarto/share/formats/docx/note.png" id="85" name="Picture"/>
                           <pic:cNvPicPr>
                             <a:picLocks noChangeArrowheads="1" noChangeAspect="1"/>
                           </pic:cNvPicPr>
@@ -7548,18 +7550,18 @@
           <wp:inline>
             <wp:extent cx="2542032" cy="1883664"/>
             <wp:effectExtent b="0" l="0" r="0" t="0"/>
-            <wp:docPr descr="Bell-shaped t-distribution curve with the area to the left of the critical value shaded, illustrating a one-tailed cutoff where the shaded region represents the proportion of the distribution below that t-value (here t = 1.895 at df = 7)." title="" id="86" name="Picture"/>
+            <wp:docPr descr="Bell-shaped t-distribution curve with the area to the left of the critical value shaded, illustrating a one-tailed cutoff where the shaded region represents the proportion of the distribution below that t-value (here t = 1.895 at df = 7)." title="" id="87" name="Picture"/>
             <a:graphic>
               <a:graphicData uri="http://schemas.openxmlformats.org/drawingml/2006/picture">
                 <pic:pic>
                   <pic:nvPicPr>
-                    <pic:cNvPr descr="images/clipboard-1822465473.png" id="87" name="Picture"/>
+                    <pic:cNvPr descr="images/clipboard-1822465473.png" id="88" name="Picture"/>
                     <pic:cNvPicPr>
                       <a:picLocks noChangeArrowheads="1" noChangeAspect="1"/>
                     </pic:cNvPicPr>
                   </pic:nvPicPr>
                   <pic:blipFill>
-                    <a:blip r:embed="rId85"/>
+                    <a:blip r:embed="rId86"/>
                     <a:stretch>
                       <a:fillRect/>
                     </a:stretch>
@@ -7603,18 +7605,18 @@
           <wp:inline>
             <wp:extent cx="2852928" cy="1817887"/>
             <wp:effectExtent b="0" l="0" r="0" t="0"/>
-            <wp:docPr descr="Student’s t critical-value table with the one-tail 0.05 column and df = 7 row highlighted, intersecting at the critical value 1.895, the value used for a one-tailed test at alpha = 0.05." title="" id="89" name="Picture"/>
+            <wp:docPr descr="Student’s t critical-value table with the one-tail 0.05 column and df = 7 row highlighted, intersecting at the critical value 1.895, the value used for a one-tailed test at alpha = 0.05." title="" id="90" name="Picture"/>
             <a:graphic>
               <a:graphicData uri="http://schemas.openxmlformats.org/drawingml/2006/picture">
                 <pic:pic>
                   <pic:nvPicPr>
-                    <pic:cNvPr descr="images/clipboard-4103165911.png" id="90" name="Picture"/>
+                    <pic:cNvPr descr="images/clipboard-4103165911.png" id="91" name="Picture"/>
                     <pic:cNvPicPr>
                       <a:picLocks noChangeArrowheads="1" noChangeAspect="1"/>
                     </pic:cNvPicPr>
                   </pic:nvPicPr>
                   <pic:blipFill>
-                    <a:blip r:embed="rId88"/>
+                    <a:blip r:embed="rId89"/>
                     <a:stretch>
                       <a:fillRect/>
                     </a:stretch>
@@ -7649,8 +7651,8 @@
         <w:t xml:space="preserve">Student’s t critical-value table with the one-tail 0.05 column and df = 7 row highlighted, intersecting at the critical value 1.895, the value used for a one-tailed test at alpha = 0.05.</w:t>
       </w:r>
     </w:p>
-    <w:bookmarkEnd w:id="91"/>
-    <w:bookmarkStart w:id="100" w:name="two-tailed-questions"/>
+    <w:bookmarkEnd w:id="92"/>
+    <w:bookmarkStart w:id="101" w:name="two-tailed-questions"/>
     <w:p>
       <w:pPr>
         <w:pStyle w:val="Heading2"/>
@@ -7753,18 +7755,18 @@
           <wp:inline>
             <wp:extent cx="2286000" cy="1312606"/>
             <wp:effectExtent b="0" l="0" r="0" t="0"/>
-            <wp:docPr descr="Bell-shaped t-distribution curve with both tails shaded beyond the critical values (here t = -2.365 and t = 2.365 at df = 7), illustrating a two-tailed cutoff where the two shaded regions together represent the proportion of the distribution outside that range." title="" id="93" name="Picture"/>
+            <wp:docPr descr="Bell-shaped t-distribution curve with both tails shaded beyond the critical values (here t = -2.365 and t = 2.365 at df = 7), illustrating a two-tailed cutoff where the two shaded regions together represent the proportion of the distribution outside that range." title="" id="94" name="Picture"/>
             <a:graphic>
               <a:graphicData uri="http://schemas.openxmlformats.org/drawingml/2006/picture">
                 <pic:pic>
                   <pic:nvPicPr>
-                    <pic:cNvPr descr="images/clipboard-2234740159.png" id="94" name="Picture"/>
+                    <pic:cNvPr descr="images/clipboard-2234740159.png" id="95" name="Picture"/>
                     <pic:cNvPicPr>
                       <a:picLocks noChangeArrowheads="1" noChangeAspect="1"/>
                     </pic:cNvPicPr>
                   </pic:nvPicPr>
                   <pic:blipFill>
-                    <a:blip r:embed="rId92"/>
+                    <a:blip r:embed="rId93"/>
                     <a:stretch>
                       <a:fillRect/>
                     </a:stretch>
@@ -7808,18 +7810,18 @@
           <wp:inline>
             <wp:extent cx="2852928" cy="1809301"/>
             <wp:effectExtent b="0" l="0" r="0" t="0"/>
-            <wp:docPr descr="Student’s t critical-value table with the two-tail 0.05 column and df = 7 row highlighted, intersecting at the critical value 2.365, the value used for a two-tailed test/95% confidence interval at alpha = 0.05." title="" id="96" name="Picture"/>
+            <wp:docPr descr="Student’s t critical-value table with the two-tail 0.05 column and df = 7 row highlighted, intersecting at the critical value 2.365, the value used for a two-tailed test/95% confidence interval at alpha = 0.05." title="" id="97" name="Picture"/>
             <a:graphic>
               <a:graphicData uri="http://schemas.openxmlformats.org/drawingml/2006/picture">
                 <pic:pic>
                   <pic:nvPicPr>
-                    <pic:cNvPr descr="images/clipboard-1746531278.png" id="97" name="Picture"/>
+                    <pic:cNvPr descr="images/clipboard-1746531278.png" id="98" name="Picture"/>
                     <pic:cNvPicPr>
                       <a:picLocks noChangeArrowheads="1" noChangeAspect="1"/>
                     </pic:cNvPicPr>
                   </pic:nvPicPr>
                   <pic:blipFill>
-                    <a:blip r:embed="rId95"/>
+                    <a:blip r:embed="rId96"/>
                     <a:stretch>
                       <a:fillRect/>
                     </a:stretch>
@@ -7895,12 +7897,12 @@
                 <wp:inline>
                   <wp:extent cx="152400" cy="152400"/>
                   <wp:effectExtent b="0" l="0" r="0" t="0"/>
-                  <wp:docPr descr="" title="" id="98" name="Picture"/>
+                  <wp:docPr descr="" title="" id="99" name="Picture"/>
                   <a:graphic>
                     <a:graphicData uri="http://schemas.openxmlformats.org/drawingml/2006/picture">
                       <pic:pic>
                         <pic:nvPicPr>
-                          <pic:cNvPr descr="/Applications/Positron.app/Contents/Resources/app/quarto/share/formats/docx/tip.png" id="99" name="Picture"/>
+                          <pic:cNvPr descr="/Applications/Positron.app/Contents/Resources/app/quarto/share/formats/docx/tip.png" id="100" name="Picture"/>
                           <pic:cNvPicPr>
                             <a:picLocks noChangeArrowheads="1" noChangeAspect="1"/>
                           </pic:cNvPicPr>
@@ -8007,8 +8009,8 @@
         </w:tc>
       </w:tr>
     </w:tbl>
-    <w:bookmarkEnd w:id="100"/>
-    <w:bookmarkStart w:id="103" w:name="Xa3ed621eb2546779d61d836818d87713c2f4c28"/>
+    <w:bookmarkEnd w:id="101"/>
+    <w:bookmarkStart w:id="104" w:name="Xa3ed621eb2546779d61d836818d87713c2f4c28"/>
     <w:p>
       <w:pPr>
         <w:pStyle w:val="Heading2"/>
@@ -8622,12 +8624,12 @@
                 <wp:inline>
                   <wp:extent cx="152400" cy="152400"/>
                   <wp:effectExtent b="0" l="0" r="0" t="0"/>
-                  <wp:docPr descr="" title="" id="101" name="Picture"/>
+                  <wp:docPr descr="" title="" id="102" name="Picture"/>
                   <a:graphic>
                     <a:graphicData uri="http://schemas.openxmlformats.org/drawingml/2006/picture">
                       <pic:pic>
                         <pic:nvPicPr>
-                          <pic:cNvPr descr="/Applications/Positron.app/Contents/Resources/app/quarto/share/formats/docx/important.png" id="102" name="Picture"/>
+                          <pic:cNvPr descr="/Applications/Positron.app/Contents/Resources/app/quarto/share/formats/docx/important.png" id="103" name="Picture"/>
                           <pic:cNvPicPr>
                             <a:picLocks noChangeArrowheads="1" noChangeAspect="1"/>
                           </pic:cNvPicPr>
@@ -8765,8 +8767,8 @@
         </w:tc>
       </w:tr>
     </w:tbl>
-    <w:bookmarkEnd w:id="103"/>
-    <w:bookmarkStart w:id="108" w:name="calculating-a-confidence-interval"/>
+    <w:bookmarkEnd w:id="104"/>
+    <w:bookmarkStart w:id="109" w:name="calculating-a-confidence-interval"/>
     <w:p>
       <w:pPr>
         <w:pStyle w:val="Heading2"/>
@@ -9369,12 +9371,12 @@
                 <wp:inline>
                   <wp:extent cx="152400" cy="152400"/>
                   <wp:effectExtent b="0" l="0" r="0" t="0"/>
-                  <wp:docPr descr="" title="" id="104" name="Picture"/>
+                  <wp:docPr descr="" title="" id="105" name="Picture"/>
                   <a:graphic>
                     <a:graphicData uri="http://schemas.openxmlformats.org/drawingml/2006/picture">
                       <pic:pic>
                         <pic:nvPicPr>
-                          <pic:cNvPr descr="/Applications/Positron.app/Contents/Resources/app/quarto/share/formats/docx/warning.png" id="105" name="Picture"/>
+                          <pic:cNvPr descr="/Applications/Positron.app/Contents/Resources/app/quarto/share/formats/docx/warning.png" id="106" name="Picture"/>
                           <pic:cNvPicPr>
                             <a:picLocks noChangeArrowheads="1" noChangeAspect="1"/>
                           </pic:cNvPicPr>
@@ -9551,18 +9553,18 @@
           <wp:inline>
             <wp:extent cx="2852928" cy="1809301"/>
             <wp:effectExtent b="0" l="0" r="0" t="0"/>
-            <wp:docPr descr="Student’s t critical-value table with the two-tail 0.05 column and df = 7 row highlighted, intersecting at the critical value 2.365, the value used for a two-tailed test/95% confidence interval at alpha = 0.05." title="" id="106" name="Picture"/>
+            <wp:docPr descr="Student’s t critical-value table with the two-tail 0.05 column and df = 7 row highlighted, intersecting at the critical value 2.365, the value used for a two-tailed test/95% confidence interval at alpha = 0.05." title="" id="107" name="Picture"/>
             <a:graphic>
               <a:graphicData uri="http://schemas.openxmlformats.org/drawingml/2006/picture">
                 <pic:pic>
                   <pic:nvPicPr>
-                    <pic:cNvPr descr="images/clipboard-1746531278.png" id="107" name="Picture"/>
+                    <pic:cNvPr descr="images/clipboard-1746531278.png" id="108" name="Picture"/>
                     <pic:cNvPicPr>
                       <a:picLocks noChangeArrowheads="1" noChangeAspect="1"/>
                     </pic:cNvPicPr>
                   </pic:nvPicPr>
                   <pic:blipFill>
-                    <a:blip r:embed="rId95"/>
+                    <a:blip r:embed="rId96"/>
                     <a:stretch>
                       <a:fillRect/>
                     </a:stretch>
@@ -9597,8 +9599,8 @@
         <w:t xml:space="preserve">Student’s t critical-value table with the two-tail 0.05 column and df = 7 row highlighted, intersecting at the critical value 2.365, the value used for a two-tailed test/95% confidence interval at alpha = 0.05.</w:t>
       </w:r>
     </w:p>
-    <w:bookmarkEnd w:id="108"/>
-    <w:bookmarkStart w:id="111" w:name="applications-of-the-t-distribution"/>
+    <w:bookmarkEnd w:id="109"/>
+    <w:bookmarkStart w:id="112" w:name="applications-of-the-t-distribution"/>
     <w:p>
       <w:pPr>
         <w:pStyle w:val="Heading2"/>
@@ -9776,12 +9778,12 @@
                 <wp:inline>
                   <wp:extent cx="152400" cy="152400"/>
                   <wp:effectExtent b="0" l="0" r="0" t="0"/>
-                  <wp:docPr descr="" title="" id="109" name="Picture"/>
+                  <wp:docPr descr="" title="" id="110" name="Picture"/>
                   <a:graphic>
                     <a:graphicData uri="http://schemas.openxmlformats.org/drawingml/2006/picture">
                       <pic:pic>
                         <pic:nvPicPr>
-                          <pic:cNvPr descr="/Applications/Positron.app/Contents/Resources/app/quarto/share/formats/docx/tip.png" id="110" name="Picture"/>
+                          <pic:cNvPr descr="/Applications/Positron.app/Contents/Resources/app/quarto/share/formats/docx/tip.png" id="111" name="Picture"/>
                           <pic:cNvPicPr>
                             <a:picLocks noChangeArrowheads="1" noChangeAspect="1"/>
                           </pic:cNvPicPr>
@@ -9866,8 +9868,8 @@
         </w:tc>
       </w:tr>
     </w:tbl>
-    <w:bookmarkEnd w:id="111"/>
-    <w:bookmarkStart w:id="112" w:name="part-4-one-sample-t-test"/>
+    <w:bookmarkEnd w:id="112"/>
+    <w:bookmarkStart w:id="113" w:name="part-4-one-sample-t-test"/>
     <w:p>
       <w:pPr>
         <w:pStyle w:val="Heading2"/>
@@ -9876,8 +9878,8 @@
         <w:t xml:space="preserve">Part 4 · One-Sample T-Test</w:t>
       </w:r>
     </w:p>
-    <w:bookmarkEnd w:id="112"/>
-    <w:bookmarkStart w:id="117" w:name="X33bac9650f982cd65cf7ba6fe71b678e864331c"/>
+    <w:bookmarkEnd w:id="113"/>
+    <w:bookmarkStart w:id="118" w:name="X33bac9650f982cd65cf7ba6fe71b678e864331c"/>
     <w:p>
       <w:pPr>
         <w:pStyle w:val="Heading2"/>
@@ -10077,12 +10079,12 @@
                 <wp:inline>
                   <wp:extent cx="152400" cy="152400"/>
                   <wp:effectExtent b="0" l="0" r="0" t="0"/>
-                  <wp:docPr descr="" title="" id="113" name="Picture"/>
+                  <wp:docPr descr="" title="" id="114" name="Picture"/>
                   <a:graphic>
                     <a:graphicData uri="http://schemas.openxmlformats.org/drawingml/2006/picture">
                       <pic:pic>
                         <pic:nvPicPr>
-                          <pic:cNvPr descr="/Applications/Positron.app/Contents/Resources/app/quarto/share/formats/docx/note.png" id="114" name="Picture"/>
+                          <pic:cNvPr descr="/Applications/Positron.app/Contents/Resources/app/quarto/share/formats/docx/note.png" id="115" name="Picture"/>
                           <pic:cNvPicPr>
                             <a:picLocks noChangeArrowheads="1" noChangeAspect="1"/>
                           </pic:cNvPicPr>
@@ -10228,12 +10230,12 @@
                 <wp:inline>
                   <wp:extent cx="152400" cy="152400"/>
                   <wp:effectExtent b="0" l="0" r="0" t="0"/>
-                  <wp:docPr descr="" title="" id="115" name="Picture"/>
+                  <wp:docPr descr="" title="" id="116" name="Picture"/>
                   <a:graphic>
                     <a:graphicData uri="http://schemas.openxmlformats.org/drawingml/2006/picture">
                       <pic:pic>
                         <pic:nvPicPr>
-                          <pic:cNvPr descr="/Applications/Positron.app/Contents/Resources/app/quarto/share/formats/docx/note.png" id="116" name="Picture"/>
+                          <pic:cNvPr descr="/Applications/Positron.app/Contents/Resources/app/quarto/share/formats/docx/note.png" id="117" name="Picture"/>
                           <pic:cNvPicPr>
                             <a:picLocks noChangeArrowheads="1" noChangeAspect="1"/>
                           </pic:cNvPicPr>
@@ -10318,8 +10320,8 @@
         </w:tc>
       </w:tr>
     </w:tbl>
-    <w:bookmarkEnd w:id="117"/>
-    <w:bookmarkStart w:id="128" w:name="checking-normality-qq-plot"/>
+    <w:bookmarkEnd w:id="118"/>
+    <w:bookmarkStart w:id="124" w:name="checking-normality-qq-plot"/>
     <w:p>
       <w:pPr>
         <w:pStyle w:val="Heading2"/>
@@ -10384,18 +10386,18 @@
           <wp:inline>
             <wp:extent cx="2752374" cy="2568882"/>
             <wp:effectExtent b="0" l="0" r="0" t="0"/>
-            <wp:docPr descr="" title="" id="119" name="Picture"/>
+            <wp:docPr descr="" title="" id="120" name="Picture"/>
             <a:graphic>
               <a:graphicData uri="http://schemas.openxmlformats.org/drawingml/2006/picture">
                 <pic:pic>
                   <pic:nvPicPr>
-                    <pic:cNvPr descr="t_tests_lecture_files/figure-docx/t-tests-12-1.png" id="120" name="Picture"/>
+                    <pic:cNvPr descr="t_tests_lecture_files/figure-docx/t-tests-12-1.png" id="121" name="Picture"/>
                     <pic:cNvPicPr>
                       <a:picLocks noChangeArrowheads="1" noChangeAspect="1"/>
                     </pic:cNvPicPr>
                   </pic:nvPicPr>
                   <pic:blipFill>
-                    <a:blip r:embed="rId118"/>
+                    <a:blip r:embed="rId119"/>
                     <a:stretch>
                       <a:fillRect/>
                     </a:stretch>
@@ -10431,118 +10433,6 @@
           <w:rStyle w:val="VerbatimChar"/>
         </w:rPr>
         <w:t xml:space="preserve">[1] 4 1</w:t>
-      </w:r>
-    </w:p>
-    <w:p>
-      <w:pPr>
-        <w:pStyle w:val="SourceCode"/>
-      </w:pPr>
-      <w:r>
-        <w:rPr>
-          <w:rStyle w:val="CommentTok"/>
-        </w:rPr>
-        <w:t xml:space="preserve"># The base R version -- same idea, no packages, no envelope</w:t>
-      </w:r>
-      <w:r>
-        <w:br/>
-      </w:r>
-      <w:r>
-        <w:rPr>
-          <w:rStyle w:val="FunctionTok"/>
-        </w:rPr>
-        <w:t xml:space="preserve">qqnorm</w:t>
-      </w:r>
-      <w:r>
-        <w:rPr>
-          <w:rStyle w:val="NormalTok"/>
-        </w:rPr>
-        <w:t xml:space="preserve">(shady_df</w:t>
-      </w:r>
-      <w:r>
-        <w:rPr>
-          <w:rStyle w:val="SpecialCharTok"/>
-        </w:rPr>
-        <w:t xml:space="preserve">$</w:t>
-      </w:r>
-      <w:r>
-        <w:rPr>
-          <w:rStyle w:val="NormalTok"/>
-        </w:rPr>
-        <w:t xml:space="preserve">needle_length_mm)</w:t>
-      </w:r>
-      <w:r>
-        <w:br/>
-      </w:r>
-      <w:r>
-        <w:rPr>
-          <w:rStyle w:val="FunctionTok"/>
-        </w:rPr>
-        <w:t xml:space="preserve">qqline</w:t>
-      </w:r>
-      <w:r>
-        <w:rPr>
-          <w:rStyle w:val="NormalTok"/>
-        </w:rPr>
-        <w:t xml:space="preserve">(shady_df</w:t>
-      </w:r>
-      <w:r>
-        <w:rPr>
-          <w:rStyle w:val="SpecialCharTok"/>
-        </w:rPr>
-        <w:t xml:space="preserve">$</w:t>
-      </w:r>
-      <w:r>
-        <w:rPr>
-          <w:rStyle w:val="NormalTok"/>
-        </w:rPr>
-        <w:t xml:space="preserve">needle_length_mm)</w:t>
-      </w:r>
-    </w:p>
-    <w:p>
-      <w:pPr>
-        <w:pStyle w:val="FirstParagraph"/>
-      </w:pPr>
-      <w:r>
-        <w:drawing>
-          <wp:inline>
-            <wp:extent cx="2752374" cy="2568882"/>
-            <wp:effectExtent b="0" l="0" r="0" t="0"/>
-            <wp:docPr descr="" title="" id="122" name="Picture"/>
-            <a:graphic>
-              <a:graphicData uri="http://schemas.openxmlformats.org/drawingml/2006/picture">
-                <pic:pic>
-                  <pic:nvPicPr>
-                    <pic:cNvPr descr="t_tests_lecture_files/figure-docx/t-tests-13-1.png" id="123" name="Picture"/>
-                    <pic:cNvPicPr>
-                      <a:picLocks noChangeArrowheads="1" noChangeAspect="1"/>
-                    </pic:cNvPicPr>
-                  </pic:nvPicPr>
-                  <pic:blipFill>
-                    <a:blip r:embed="rId121"/>
-                    <a:stretch>
-                      <a:fillRect/>
-                    </a:stretch>
-                  </pic:blipFill>
-                  <pic:spPr bwMode="auto">
-                    <a:xfrm>
-                      <a:off x="0" y="0"/>
-                      <a:ext cx="2752374" cy="2568882"/>
-                    </a:xfrm>
-                    <a:prstGeom prst="rect">
-                      <a:avLst/>
-                    </a:prstGeom>
-                    <a:noFill/>
-                    <a:ln w="9525">
-                      <a:noFill/>
-                      <a:headEnd/>
-                      <a:tailEnd/>
-                    </a:ln>
-                  </pic:spPr>
-                </pic:pic>
-              </a:graphicData>
-            </a:graphic>
-          </wp:inline>
-        </w:drawing>
       </w:r>
     </w:p>
     <w:tbl>
@@ -10575,7 +10465,7 @@
           </w:tcPr>
           <w:p>
             <w:pPr>
-              <w:pStyle w:val="BodyText"/>
+              <w:pStyle w:val="FirstParagraph"/>
             </w:pPr>
             <w:pPr>
               <w:spacing w:before="0" w:after="0"/>
@@ -10586,12 +10476,12 @@
                 <wp:inline>
                   <wp:extent cx="152400" cy="152400"/>
                   <wp:effectExtent b="0" l="0" r="0" t="0"/>
-                  <wp:docPr descr="" title="" id="124" name="Picture"/>
+                  <wp:docPr descr="" title="" id="122" name="Picture"/>
                   <a:graphic>
                     <a:graphicData uri="http://schemas.openxmlformats.org/drawingml/2006/picture">
                       <pic:pic>
                         <pic:nvPicPr>
-                          <pic:cNvPr descr="/Applications/Positron.app/Contents/Resources/app/quarto/share/formats/docx/tip.png" id="125" name="Picture"/>
+                          <pic:cNvPr descr="/Applications/Positron.app/Contents/Resources/app/quarto/share/formats/docx/tip.png" id="123" name="Picture"/>
                           <pic:cNvPicPr>
                             <a:picLocks noChangeArrowheads="1" noChangeAspect="1"/>
                           </pic:cNvPicPr>
@@ -10702,11 +10592,258 @@
               <w:t xml:space="preserve"> </w:t>
             </w:r>
             <w:r>
-              <w:t xml:space="preserve">adds a shaded confidence envelope; base R’s</w:t>
-            </w:r>
-            <w:r>
-              <w:t xml:space="preserve"> </w:t>
-            </w:r>
+              <w:t xml:space="preserve">adds a shaded confidence envelope automatically.</w:t>
+            </w:r>
+          </w:p>
+          <w:p/>
+        </w:tc>
+      </w:tr>
+    </w:tbl>
+    <w:bookmarkEnd w:id="124"/>
+    <w:bookmarkStart w:id="132" w:name="checking-normality-qq-plot-base-r"/>
+    <w:p>
+      <w:pPr>
+        <w:pStyle w:val="Heading2"/>
+      </w:pPr>
+      <w:r>
+        <w:t xml:space="preserve">Checking Normality — QQ Plot, Base R</w:t>
+      </w:r>
+    </w:p>
+    <w:p>
+      <w:pPr>
+        <w:pStyle w:val="SourceCode"/>
+      </w:pPr>
+      <w:r>
+        <w:rPr>
+          <w:rStyle w:val="CommentTok"/>
+        </w:rPr>
+        <w:t xml:space="preserve"># The base R version -- same idea, no packages, no envelope</w:t>
+      </w:r>
+      <w:r>
+        <w:br/>
+      </w:r>
+      <w:r>
+        <w:rPr>
+          <w:rStyle w:val="FunctionTok"/>
+        </w:rPr>
+        <w:t xml:space="preserve">qqnorm</w:t>
+      </w:r>
+      <w:r>
+        <w:rPr>
+          <w:rStyle w:val="NormalTok"/>
+        </w:rPr>
+        <w:t xml:space="preserve">(shady_df</w:t>
+      </w:r>
+      <w:r>
+        <w:rPr>
+          <w:rStyle w:val="SpecialCharTok"/>
+        </w:rPr>
+        <w:t xml:space="preserve">$</w:t>
+      </w:r>
+      <w:r>
+        <w:rPr>
+          <w:rStyle w:val="NormalTok"/>
+        </w:rPr>
+        <w:t xml:space="preserve">needle_length_mm)</w:t>
+      </w:r>
+      <w:r>
+        <w:br/>
+      </w:r>
+      <w:r>
+        <w:rPr>
+          <w:rStyle w:val="FunctionTok"/>
+        </w:rPr>
+        <w:t xml:space="preserve">qqline</w:t>
+      </w:r>
+      <w:r>
+        <w:rPr>
+          <w:rStyle w:val="NormalTok"/>
+        </w:rPr>
+        <w:t xml:space="preserve">(shady_df</w:t>
+      </w:r>
+      <w:r>
+        <w:rPr>
+          <w:rStyle w:val="SpecialCharTok"/>
+        </w:rPr>
+        <w:t xml:space="preserve">$</w:t>
+      </w:r>
+      <w:r>
+        <w:rPr>
+          <w:rStyle w:val="NormalTok"/>
+        </w:rPr>
+        <w:t xml:space="preserve">needle_length_mm)</w:t>
+      </w:r>
+    </w:p>
+    <w:p>
+      <w:pPr>
+        <w:pStyle w:val="FirstParagraph"/>
+      </w:pPr>
+      <w:r>
+        <w:drawing>
+          <wp:inline>
+            <wp:extent cx="2752374" cy="2568882"/>
+            <wp:effectExtent b="0" l="0" r="0" t="0"/>
+            <wp:docPr descr="" title="" id="126" name="Picture"/>
+            <a:graphic>
+              <a:graphicData uri="http://schemas.openxmlformats.org/drawingml/2006/picture">
+                <pic:pic>
+                  <pic:nvPicPr>
+                    <pic:cNvPr descr="t_tests_lecture_files/figure-docx/t-tests-13-1.png" id="127" name="Picture"/>
+                    <pic:cNvPicPr>
+                      <a:picLocks noChangeArrowheads="1" noChangeAspect="1"/>
+                    </pic:cNvPicPr>
+                  </pic:nvPicPr>
+                  <pic:blipFill>
+                    <a:blip r:embed="rId125"/>
+                    <a:stretch>
+                      <a:fillRect/>
+                    </a:stretch>
+                  </pic:blipFill>
+                  <pic:spPr bwMode="auto">
+                    <a:xfrm>
+                      <a:off x="0" y="0"/>
+                      <a:ext cx="2752374" cy="2568882"/>
+                    </a:xfrm>
+                    <a:prstGeom prst="rect">
+                      <a:avLst/>
+                    </a:prstGeom>
+                    <a:noFill/>
+                    <a:ln w="9525">
+                      <a:noFill/>
+                      <a:headEnd/>
+                      <a:tailEnd/>
+                    </a:ln>
+                  </pic:spPr>
+                </pic:pic>
+              </a:graphicData>
+            </a:graphic>
+          </wp:inline>
+        </w:drawing>
+      </w:r>
+    </w:p>
+    <w:tbl>
+      <w:tblPr>
+        <w:tblStyle w:val="Table"/>
+        <w:tblLook w:firstRow="0" w:lastRow="0" w:firstColumn="0" w:lastColumn="0" w:noHBand="0" w:noVBand="0" w:val="0000"/>
+        <w:tblBorders>
+          <w:top w:val="single" w:sz="4" w:space="0" w:color="00A047"/>
+          <w:left w:val="single" w:sz="24" w:space="0" w:color="00A047"/>
+          <w:bottom w:val="single" w:sz="4" w:space="0" w:color="00A047"/>
+          <w:right w:val="single" w:sz="4" w:space="0" w:color="00A047"/>
+        </w:tblBorders>
+        <w:tblCellMar>
+          <w:left w:w="144" w:type="dxa"/>
+          <w:right w:w="144" w:type="dxa"/>
+        </w:tblCellMar>
+        <w:tblLook w:firstRow="0" w:lastRow="0" w:firstColumn="0" w:lastColumn="0" w:noHBand="0" w:noVBand="0" w:val="0000"/>
+      </w:tblPr>
+      <w:tr>
+        <w:trPr>
+          <w:cantSplit/>
+        </w:trPr>
+        <w:tc>
+          <w:tcPr>
+            <w:shd w:color="auto" w:fill="ccf1e3" w:val="clear"/>
+            <w:tcMar>
+              <w:top w:w="92" w:type="dxa"/>
+              <w:bottom w:w="92" w:type="dxa"/>
+            </w:tcMar>
+          </w:tcPr>
+          <w:p>
+            <w:pPr>
+              <w:pStyle w:val="BodyText"/>
+            </w:pPr>
+            <w:pPr>
+              <w:spacing w:before="0" w:after="0"/>
+              <w:textAlignment w:val="center"/>
+            </w:pPr>
+            <w:r>
+              <w:drawing>
+                <wp:inline>
+                  <wp:extent cx="152400" cy="152400"/>
+                  <wp:effectExtent b="0" l="0" r="0" t="0"/>
+                  <wp:docPr descr="" title="" id="128" name="Picture"/>
+                  <a:graphic>
+                    <a:graphicData uri="http://schemas.openxmlformats.org/drawingml/2006/picture">
+                      <pic:pic>
+                        <pic:nvPicPr>
+                          <pic:cNvPr descr="/Applications/Positron.app/Contents/Resources/app/quarto/share/formats/docx/tip.png" id="129" name="Picture"/>
+                          <pic:cNvPicPr>
+                            <a:picLocks noChangeArrowheads="1" noChangeAspect="1"/>
+                          </pic:cNvPicPr>
+                        </pic:nvPicPr>
+                        <pic:blipFill>
+                          <a:blip r:embed="rId23"/>
+                          <a:stretch>
+                            <a:fillRect/>
+                          </a:stretch>
+                        </pic:blipFill>
+                        <pic:spPr bwMode="auto">
+                          <a:xfrm>
+                            <a:off x="0" y="0"/>
+                            <a:ext cx="152400" cy="152400"/>
+                          </a:xfrm>
+                          <a:prstGeom prst="rect">
+                            <a:avLst/>
+                          </a:prstGeom>
+                          <a:noFill/>
+                          <a:ln w="9525">
+                            <a:noFill/>
+                            <a:headEnd/>
+                            <a:tailEnd/>
+                          </a:ln>
+                        </pic:spPr>
+                      </pic:pic>
+                    </a:graphicData>
+                  </a:graphic>
+                </wp:inline>
+              </w:drawing>
+            </w:r>
+            <w:r>
+              <w:t xml:space="preserve"> </w:t>
+            </w:r>
+            <w:r>
+              <w:t xml:space="preserve"> </w:t>
+            </w:r>
+            <w:r>
+              <w:t xml:space="preserve">Tip</w:t>
+            </w:r>
+          </w:p>
+        </w:tc>
+      </w:tr>
+      <w:tr>
+        <w:trPr>
+          <w:cantSplit/>
+        </w:trPr>
+        <w:tc>
+          <w:tcPr>
+            <w:tcMar>
+              <w:top w:w="108" w:type="dxa"/>
+              <w:bottom w:w="108" w:type="dxa"/>
+            </w:tcMar>
+          </w:tcPr>
+          <w:p>
+            <w:pPr>
+              <w:pStyle w:val="BodyText"/>
+            </w:pPr>
+            <w:pPr>
+              <w:spacing w:before="16"/>
+            </w:pPr>
+            <w:r>
+              <w:rPr>
+                <w:b/>
+                <w:bCs/>
+              </w:rPr>
+              <w:t xml:space="preserve">🖐 Same idea, no package</w:t>
+            </w:r>
+          </w:p>
+          <w:p>
+            <w:pPr>
+              <w:pStyle w:val="BodyText"/>
+            </w:pPr>
+            <w:pPr>
+              <w:spacing w:after="16"/>
+            </w:pPr>
             <w:r>
               <w:rPr>
                 <w:rStyle w:val="VerbatimChar"/>
@@ -10732,7 +10869,19 @@
               <w:t xml:space="preserve"> </w:t>
             </w:r>
             <w:r>
-              <w:t xml:space="preserve">gives you the same picture without it. Either is fine.</w:t>
+              <w:t xml:space="preserve">gives you the same picture as</w:t>
+            </w:r>
+            <w:r>
+              <w:t xml:space="preserve"> </w:t>
+            </w:r>
+            <w:r>
+              <w:rPr>
+                <w:rStyle w:val="VerbatimChar"/>
+              </w:rPr>
+              <w:t xml:space="preserve">qqPlot()</w:t>
+            </w:r>
+            <w:r>
+              <w:t xml:space="preserve">, just without the shaded envelope. Either is fine.</w:t>
             </w:r>
           </w:p>
           <w:p/>
@@ -10788,12 +10937,12 @@
                 <wp:inline>
                   <wp:extent cx="152400" cy="152400"/>
                   <wp:effectExtent b="0" l="0" r="0" t="0"/>
-                  <wp:docPr descr="" title="" id="126" name="Picture"/>
+                  <wp:docPr descr="" title="" id="130" name="Picture"/>
                   <a:graphic>
                     <a:graphicData uri="http://schemas.openxmlformats.org/drawingml/2006/picture">
                       <pic:pic>
                         <pic:nvPicPr>
-                          <pic:cNvPr descr="/Applications/Positron.app/Contents/Resources/app/quarto/share/formats/docx/warning.png" id="127" name="Picture"/>
+                          <pic:cNvPr descr="/Applications/Positron.app/Contents/Resources/app/quarto/share/formats/docx/warning.png" id="131" name="Picture"/>
                           <pic:cNvPicPr>
                             <a:picLocks noChangeArrowheads="1" noChangeAspect="1"/>
                           </pic:cNvPicPr>
@@ -10890,8 +11039,8 @@
         </w:tc>
       </w:tr>
     </w:tbl>
-    <w:bookmarkEnd w:id="128"/>
-    <w:bookmarkStart w:id="135" w:name="checking-normality-shapiro-wilk-test"/>
+    <w:bookmarkEnd w:id="132"/>
+    <w:bookmarkStart w:id="139" w:name="checking-normality-shapiro-wilk-test"/>
     <w:p>
       <w:pPr>
         <w:pStyle w:val="Heading2"/>
@@ -11005,12 +11154,12 @@
                 <wp:inline>
                   <wp:extent cx="152400" cy="152400"/>
                   <wp:effectExtent b="0" l="0" r="0" t="0"/>
-                  <wp:docPr descr="" title="" id="129" name="Picture"/>
+                  <wp:docPr descr="" title="" id="133" name="Picture"/>
                   <a:graphic>
                     <a:graphicData uri="http://schemas.openxmlformats.org/drawingml/2006/picture">
                       <pic:pic>
                         <pic:nvPicPr>
-                          <pic:cNvPr descr="/Applications/Positron.app/Contents/Resources/app/quarto/share/formats/docx/important.png" id="130" name="Picture"/>
+                          <pic:cNvPr descr="/Applications/Positron.app/Contents/Resources/app/quarto/share/formats/docx/important.png" id="134" name="Picture"/>
                           <pic:cNvPicPr>
                             <a:picLocks noChangeArrowheads="1" noChangeAspect="1"/>
                           </pic:cNvPicPr>
@@ -11169,12 +11318,12 @@
                 <wp:inline>
                   <wp:extent cx="152400" cy="152400"/>
                   <wp:effectExtent b="0" l="0" r="0" t="0"/>
-                  <wp:docPr descr="" title="" id="131" name="Picture"/>
+                  <wp:docPr descr="" title="" id="135" name="Picture"/>
                   <a:graphic>
                     <a:graphicData uri="http://schemas.openxmlformats.org/drawingml/2006/picture">
                       <pic:pic>
                         <pic:nvPicPr>
-                          <pic:cNvPr descr="/Applications/Positron.app/Contents/Resources/app/quarto/share/formats/docx/warning.png" id="132" name="Picture"/>
+                          <pic:cNvPr descr="/Applications/Positron.app/Contents/Resources/app/quarto/share/formats/docx/warning.png" id="136" name="Picture"/>
                           <pic:cNvPicPr>
                             <a:picLocks noChangeArrowheads="1" noChangeAspect="1"/>
                           </pic:cNvPicPr>
@@ -11332,12 +11481,12 @@
                 <wp:inline>
                   <wp:extent cx="152400" cy="152400"/>
                   <wp:effectExtent b="0" l="0" r="0" t="0"/>
-                  <wp:docPr descr="" title="" id="133" name="Picture"/>
+                  <wp:docPr descr="" title="" id="137" name="Picture"/>
                   <a:graphic>
                     <a:graphicData uri="http://schemas.openxmlformats.org/drawingml/2006/picture">
                       <pic:pic>
                         <pic:nvPicPr>
-                          <pic:cNvPr descr="/Applications/Positron.app/Contents/Resources/app/quarto/share/formats/docx/tip.png" id="134" name="Picture"/>
+                          <pic:cNvPr descr="/Applications/Positron.app/Contents/Resources/app/quarto/share/formats/docx/tip.png" id="138" name="Picture"/>
                           <pic:cNvPicPr>
                             <a:picLocks noChangeArrowheads="1" noChangeAspect="1"/>
                           </pic:cNvPicPr>
@@ -11422,8 +11571,8 @@
         </w:tc>
       </w:tr>
     </w:tbl>
-    <w:bookmarkEnd w:id="135"/>
-    <w:bookmarkStart w:id="141" w:name="checking-for-outliers"/>
+    <w:bookmarkEnd w:id="139"/>
+    <w:bookmarkStart w:id="145" w:name="checking-for-outliers"/>
     <w:p>
       <w:pPr>
         <w:pStyle w:val="Heading2"/>
@@ -11452,18 +11601,18 @@
           <wp:inline>
             <wp:extent cx="2935866" cy="2568882"/>
             <wp:effectExtent b="0" l="0" r="0" t="0"/>
-            <wp:docPr descr="" title="" id="137" name="Picture"/>
+            <wp:docPr descr="" title="" id="141" name="Picture"/>
             <a:graphic>
               <a:graphicData uri="http://schemas.openxmlformats.org/drawingml/2006/picture">
                 <pic:pic>
                   <pic:nvPicPr>
-                    <pic:cNvPr descr="t_tests_lecture_files/figure-docx/t-tests-15-1.png" id="138" name="Picture"/>
+                    <pic:cNvPr descr="t_tests_lecture_files/figure-docx/t-tests-15-1.png" id="142" name="Picture"/>
                     <pic:cNvPicPr>
                       <a:picLocks noChangeArrowheads="1" noChangeAspect="1"/>
                     </pic:cNvPicPr>
                   </pic:nvPicPr>
                   <pic:blipFill>
-                    <a:blip r:embed="rId136"/>
+                    <a:blip r:embed="rId140"/>
                     <a:stretch>
                       <a:fillRect/>
                     </a:stretch>
@@ -11531,12 +11680,12 @@
                 <wp:inline>
                   <wp:extent cx="152400" cy="152400"/>
                   <wp:effectExtent b="0" l="0" r="0" t="0"/>
-                  <wp:docPr descr="" title="" id="139" name="Picture"/>
+                  <wp:docPr descr="" title="" id="143" name="Picture"/>
                   <a:graphic>
                     <a:graphicData uri="http://schemas.openxmlformats.org/drawingml/2006/picture">
                       <pic:pic>
                         <pic:nvPicPr>
-                          <pic:cNvPr descr="/Applications/Positron.app/Contents/Resources/app/quarto/share/formats/docx/tip.png" id="140" name="Picture"/>
+                          <pic:cNvPr descr="/Applications/Positron.app/Contents/Resources/app/quarto/share/formats/docx/tip.png" id="144" name="Picture"/>
                           <pic:cNvPicPr>
                             <a:picLocks noChangeArrowheads="1" noChangeAspect="1"/>
                           </pic:cNvPicPr>
@@ -11630,8 +11779,8 @@
         </w:tc>
       </w:tr>
     </w:tbl>
-    <w:bookmarkEnd w:id="141"/>
-    <w:bookmarkStart w:id="146" w:name="running-the-one-sample-t-test"/>
+    <w:bookmarkEnd w:id="145"/>
+    <w:bookmarkStart w:id="150" w:name="running-the-one-sample-t-test"/>
     <w:p>
       <w:pPr>
         <w:pStyle w:val="Heading2"/>
@@ -11853,12 +12002,12 @@
                 <wp:inline>
                   <wp:extent cx="152400" cy="152400"/>
                   <wp:effectExtent b="0" l="0" r="0" t="0"/>
-                  <wp:docPr descr="" title="" id="142" name="Picture"/>
+                  <wp:docPr descr="" title="" id="146" name="Picture"/>
                   <a:graphic>
                     <a:graphicData uri="http://schemas.openxmlformats.org/drawingml/2006/picture">
                       <pic:pic>
                         <pic:nvPicPr>
-                          <pic:cNvPr descr="/Applications/Positron.app/Contents/Resources/app/quarto/share/formats/docx/note.png" id="143" name="Picture"/>
+                          <pic:cNvPr descr="/Applications/Positron.app/Contents/Resources/app/quarto/share/formats/docx/note.png" id="147" name="Picture"/>
                           <pic:cNvPicPr>
                             <a:picLocks noChangeArrowheads="1" noChangeAspect="1"/>
                           </pic:cNvPicPr>
@@ -12034,12 +12183,12 @@
                 <wp:inline>
                   <wp:extent cx="152400" cy="152400"/>
                   <wp:effectExtent b="0" l="0" r="0" t="0"/>
-                  <wp:docPr descr="" title="" id="144" name="Picture"/>
+                  <wp:docPr descr="" title="" id="148" name="Picture"/>
                   <a:graphic>
                     <a:graphicData uri="http://schemas.openxmlformats.org/drawingml/2006/picture">
                       <pic:pic>
                         <pic:nvPicPr>
-                          <pic:cNvPr descr="/Applications/Positron.app/Contents/Resources/app/quarto/share/formats/docx/tip.png" id="145" name="Picture"/>
+                          <pic:cNvPr descr="/Applications/Positron.app/Contents/Resources/app/quarto/share/formats/docx/tip.png" id="149" name="Picture"/>
                           <pic:cNvPicPr>
                             <a:picLocks noChangeArrowheads="1" noChangeAspect="1"/>
                           </pic:cNvPicPr>
@@ -12161,8 +12310,8 @@
         </w:tc>
       </w:tr>
     </w:tbl>
-    <w:bookmarkEnd w:id="146"/>
-    <w:bookmarkStart w:id="151" w:name="X24f524834ac7e949230812e59e2e076ffc07bfc"/>
+    <w:bookmarkEnd w:id="150"/>
+    <w:bookmarkStart w:id="155" w:name="X24f524834ac7e949230812e59e2e076ffc07bfc"/>
     <w:p>
       <w:pPr>
         <w:pStyle w:val="Heading2"/>
@@ -12539,12 +12688,12 @@
                 <wp:inline>
                   <wp:extent cx="152400" cy="152400"/>
                   <wp:effectExtent b="0" l="0" r="0" t="0"/>
-                  <wp:docPr descr="" title="" id="147" name="Picture"/>
+                  <wp:docPr descr="" title="" id="151" name="Picture"/>
                   <a:graphic>
                     <a:graphicData uri="http://schemas.openxmlformats.org/drawingml/2006/picture">
                       <pic:pic>
                         <pic:nvPicPr>
-                          <pic:cNvPr descr="/Applications/Positron.app/Contents/Resources/app/quarto/share/formats/docx/note.png" id="148" name="Picture"/>
+                          <pic:cNvPr descr="/Applications/Positron.app/Contents/Resources/app/quarto/share/formats/docx/note.png" id="152" name="Picture"/>
                           <pic:cNvPicPr>
                             <a:picLocks noChangeArrowheads="1" noChangeAspect="1"/>
                           </pic:cNvPicPr>
@@ -12886,12 +13035,12 @@
                 <wp:inline>
                   <wp:extent cx="152400" cy="152400"/>
                   <wp:effectExtent b="0" l="0" r="0" t="0"/>
-                  <wp:docPr descr="" title="" id="149" name="Picture"/>
+                  <wp:docPr descr="" title="" id="153" name="Picture"/>
                   <a:graphic>
                     <a:graphicData uri="http://schemas.openxmlformats.org/drawingml/2006/picture">
                       <pic:pic>
                         <pic:nvPicPr>
-                          <pic:cNvPr descr="/Applications/Positron.app/Contents/Resources/app/quarto/share/formats/docx/warning.png" id="150" name="Picture"/>
+                          <pic:cNvPr descr="/Applications/Positron.app/Contents/Resources/app/quarto/share/formats/docx/warning.png" id="154" name="Picture"/>
                           <pic:cNvPicPr>
                             <a:picLocks noChangeArrowheads="1" noChangeAspect="1"/>
                           </pic:cNvPicPr>
@@ -12992,8 +13141,8 @@
         </w:tc>
       </w:tr>
     </w:tbl>
-    <w:bookmarkEnd w:id="151"/>
-    <w:bookmarkStart w:id="156" w:name="X800a9bc031f03f4b06c9f3e641ebfbf504eb296"/>
+    <w:bookmarkEnd w:id="155"/>
+    <w:bookmarkStart w:id="158" w:name="X800a9bc031f03f4b06c9f3e641ebfbf504eb296"/>
     <w:p>
       <w:pPr>
         <w:pStyle w:val="Heading2"/>
@@ -13205,210 +13354,6 @@
       </w:r>
       <w:r>
         <w:t xml:space="preserve">). That is the extra power — a smaller t will do.</w:t>
-      </w:r>
-    </w:p>
-    <w:p>
-      <w:pPr>
-        <w:pStyle w:val="BodyText"/>
-      </w:pPr>
-      <w:r>
-        <w:t xml:space="preserve">But run it the other way and watch what happens:</w:t>
-      </w:r>
-    </w:p>
-    <w:p>
-      <w:pPr>
-        <w:pStyle w:val="SourceCode"/>
-      </w:pPr>
-      <w:r>
-        <w:rPr>
-          <w:rStyle w:val="FunctionTok"/>
-        </w:rPr>
-        <w:t xml:space="preserve">t.test</w:t>
-      </w:r>
-      <w:r>
-        <w:rPr>
-          <w:rStyle w:val="NormalTok"/>
-        </w:rPr>
-        <w:t xml:space="preserve">(shady_df</w:t>
-      </w:r>
-      <w:r>
-        <w:rPr>
-          <w:rStyle w:val="SpecialCharTok"/>
-        </w:rPr>
-        <w:t xml:space="preserve">$</w:t>
-      </w:r>
-      <w:r>
-        <w:rPr>
-          <w:rStyle w:val="NormalTok"/>
-        </w:rPr>
-        <w:t xml:space="preserve">needle_length_mm, </w:t>
-      </w:r>
-      <w:r>
-        <w:rPr>
-          <w:rStyle w:val="AttributeTok"/>
-        </w:rPr>
-        <w:t xml:space="preserve">mu =</w:t>
-      </w:r>
-      <w:r>
-        <w:rPr>
-          <w:rStyle w:val="NormalTok"/>
-        </w:rPr>
-        <w:t xml:space="preserve"> </w:t>
-      </w:r>
-      <w:r>
-        <w:rPr>
-          <w:rStyle w:val="DecValTok"/>
-        </w:rPr>
-        <w:t xml:space="preserve">15</w:t>
-      </w:r>
-      <w:r>
-        <w:rPr>
-          <w:rStyle w:val="NormalTok"/>
-        </w:rPr>
-        <w:t xml:space="preserve">,</w:t>
-      </w:r>
-      <w:r>
-        <w:br/>
-      </w:r>
-      <w:r>
-        <w:rPr>
-          <w:rStyle w:val="NormalTok"/>
-        </w:rPr>
-        <w:t xml:space="preserve">       </w:t>
-      </w:r>
-      <w:r>
-        <w:rPr>
-          <w:rStyle w:val="AttributeTok"/>
-        </w:rPr>
-        <w:t xml:space="preserve">alternative =</w:t>
-      </w:r>
-      <w:r>
-        <w:rPr>
-          <w:rStyle w:val="NormalTok"/>
-        </w:rPr>
-        <w:t xml:space="preserve"> </w:t>
-      </w:r>
-      <w:r>
-        <w:rPr>
-          <w:rStyle w:val="StringTok"/>
-        </w:rPr>
-        <w:t xml:space="preserve">"greater"</w:t>
-      </w:r>
-      <w:r>
-        <w:rPr>
-          <w:rStyle w:val="NormalTok"/>
-        </w:rPr>
-        <w:t xml:space="preserve">)</w:t>
-      </w:r>
-    </w:p>
-    <w:p>
-      <w:pPr>
-        <w:pStyle w:val="SourceCode"/>
-      </w:pPr>
-      <w:r>
-        <w:br/>
-      </w:r>
-      <w:r>
-        <w:rPr>
-          <w:rStyle w:val="VerbatimChar"/>
-        </w:rPr>
-        <w:t xml:space="preserve">    One Sample t-test</w:t>
-      </w:r>
-      <w:r>
-        <w:br/>
-      </w:r>
-      <w:r>
-        <w:br/>
-      </w:r>
-      <w:r>
-        <w:rPr>
-          <w:rStyle w:val="VerbatimChar"/>
-        </w:rPr>
-        <w:t xml:space="preserve">data:  shady_df$needle_length_mm</w:t>
-      </w:r>
-      <w:r>
-        <w:br/>
-      </w:r>
-      <w:r>
-        <w:rPr>
-          <w:rStyle w:val="VerbatimChar"/>
-        </w:rPr>
-        <w:t xml:space="preserve">t = -0.87183, df = 3, p-value = 0.7763</w:t>
-      </w:r>
-      <w:r>
-        <w:br/>
-      </w:r>
-      <w:r>
-        <w:rPr>
-          <w:rStyle w:val="VerbatimChar"/>
-        </w:rPr>
-        <w:t xml:space="preserve">alternative hypothesis: true mean is greater than 15</w:t>
-      </w:r>
-      <w:r>
-        <w:br/>
-      </w:r>
-      <w:r>
-        <w:rPr>
-          <w:rStyle w:val="VerbatimChar"/>
-        </w:rPr>
-        <w:t xml:space="preserve">95 percent confidence interval:</w:t>
-      </w:r>
-      <w:r>
-        <w:br/>
-      </w:r>
-      <w:r>
-        <w:rPr>
-          <w:rStyle w:val="VerbatimChar"/>
-        </w:rPr>
-        <w:t xml:space="preserve"> 11.74806      Inf</w:t>
-      </w:r>
-      <w:r>
-        <w:br/>
-      </w:r>
-      <w:r>
-        <w:rPr>
-          <w:rStyle w:val="VerbatimChar"/>
-        </w:rPr>
-        <w:t xml:space="preserve">sample estimates:</w:t>
-      </w:r>
-      <w:r>
-        <w:br/>
-      </w:r>
-      <w:r>
-        <w:rPr>
-          <w:rStyle w:val="VerbatimChar"/>
-        </w:rPr>
-        <w:t xml:space="preserve">mean of x </w:t>
-      </w:r>
-      <w:r>
-        <w:br/>
-      </w:r>
-      <w:r>
-        <w:rPr>
-          <w:rStyle w:val="VerbatimChar"/>
-        </w:rPr>
-        <w:t xml:space="preserve"> 14.12094 </w:t>
-      </w:r>
-    </w:p>
-    <w:p>
-      <w:pPr>
-        <w:pStyle w:val="FirstParagraph"/>
-      </w:pPr>
-      <w:r>
-        <w:t xml:space="preserve">Same data, same t = −0.87, and now</w:t>
-      </w:r>
-      <w:r>
-        <w:t xml:space="preserve"> </w:t>
-      </w:r>
-      <w:r>
-        <w:rPr>
-          <w:b/>
-          <w:bCs/>
-        </w:rPr>
-        <w:t xml:space="preserve">p = 0.776</w:t>
-      </w:r>
-      <w:r>
-        <w:t xml:space="preserve">.</w:t>
       </w:r>
     </w:p>
     <w:tbl>
@@ -13452,12 +13397,12 @@
                 <wp:inline>
                   <wp:extent cx="152400" cy="152400"/>
                   <wp:effectExtent b="0" l="0" r="0" t="0"/>
-                  <wp:docPr descr="" title="" id="152" name="Picture"/>
+                  <wp:docPr descr="" title="" id="156" name="Picture"/>
                   <a:graphic>
                     <a:graphicData uri="http://schemas.openxmlformats.org/drawingml/2006/picture">
                       <pic:pic>
                         <pic:nvPicPr>
-                          <pic:cNvPr descr="/Applications/Positron.app/Contents/Resources/app/quarto/share/formats/docx/important.png" id="153" name="Picture"/>
+                          <pic:cNvPr descr="/Applications/Positron.app/Contents/Resources/app/quarto/share/formats/docx/important.png" id="157" name="Picture"/>
                           <pic:cNvPicPr>
                             <a:picLocks noChangeArrowheads="1" noChangeAspect="1"/>
                           </pic:cNvPicPr>
@@ -13579,12 +13524,218 @@
         </w:tc>
       </w:tr>
     </w:tbl>
-    <w:p>
-      <w:pPr>
-        <w:pStyle w:val="BodyText"/>
-      </w:pPr>
-      <w:r>
+    <w:bookmarkEnd w:id="158"/>
+    <w:bookmarkStart w:id="161" w:name="one-tailed-the-wrong-direction"/>
+    <w:p>
+      <w:pPr>
+        <w:pStyle w:val="Heading2"/>
+      </w:pPr>
+      <w:r>
+        <w:t xml:space="preserve">One-Tailed, the Wrong Direction</w:t>
+      </w:r>
+    </w:p>
+    <w:p>
+      <w:pPr>
+        <w:pStyle w:val="FirstParagraph"/>
+      </w:pPr>
+      <w:r>
+        <w:t xml:space="preserve">But run the same one-tailed test the other way and watch what happens:</w:t>
+      </w:r>
+    </w:p>
+    <w:p>
+      <w:pPr>
+        <w:pStyle w:val="SourceCode"/>
+      </w:pPr>
+      <w:r>
+        <w:rPr>
+          <w:rStyle w:val="FunctionTok"/>
+        </w:rPr>
+        <w:t xml:space="preserve">t.test</w:t>
+      </w:r>
+      <w:r>
+        <w:rPr>
+          <w:rStyle w:val="NormalTok"/>
+        </w:rPr>
+        <w:t xml:space="preserve">(shady_df</w:t>
+      </w:r>
+      <w:r>
+        <w:rPr>
+          <w:rStyle w:val="SpecialCharTok"/>
+        </w:rPr>
+        <w:t xml:space="preserve">$</w:t>
+      </w:r>
+      <w:r>
+        <w:rPr>
+          <w:rStyle w:val="NormalTok"/>
+        </w:rPr>
+        <w:t xml:space="preserve">needle_length_mm, </w:t>
+      </w:r>
+      <w:r>
+        <w:rPr>
+          <w:rStyle w:val="AttributeTok"/>
+        </w:rPr>
+        <w:t xml:space="preserve">mu =</w:t>
+      </w:r>
+      <w:r>
+        <w:rPr>
+          <w:rStyle w:val="NormalTok"/>
+        </w:rPr>
         <w:t xml:space="preserve"> </w:t>
+      </w:r>
+      <w:r>
+        <w:rPr>
+          <w:rStyle w:val="DecValTok"/>
+        </w:rPr>
+        <w:t xml:space="preserve">15</w:t>
+      </w:r>
+      <w:r>
+        <w:rPr>
+          <w:rStyle w:val="NormalTok"/>
+        </w:rPr>
+        <w:t xml:space="preserve">,</w:t>
+      </w:r>
+      <w:r>
+        <w:br/>
+      </w:r>
+      <w:r>
+        <w:rPr>
+          <w:rStyle w:val="NormalTok"/>
+        </w:rPr>
+        <w:t xml:space="preserve">       </w:t>
+      </w:r>
+      <w:r>
+        <w:rPr>
+          <w:rStyle w:val="AttributeTok"/>
+        </w:rPr>
+        <w:t xml:space="preserve">alternative =</w:t>
+      </w:r>
+      <w:r>
+        <w:rPr>
+          <w:rStyle w:val="NormalTok"/>
+        </w:rPr>
+        <w:t xml:space="preserve"> </w:t>
+      </w:r>
+      <w:r>
+        <w:rPr>
+          <w:rStyle w:val="StringTok"/>
+        </w:rPr>
+        <w:t xml:space="preserve">"greater"</w:t>
+      </w:r>
+      <w:r>
+        <w:rPr>
+          <w:rStyle w:val="NormalTok"/>
+        </w:rPr>
+        <w:t xml:space="preserve">)</w:t>
+      </w:r>
+    </w:p>
+    <w:p>
+      <w:pPr>
+        <w:pStyle w:val="SourceCode"/>
+      </w:pPr>
+      <w:r>
+        <w:br/>
+      </w:r>
+      <w:r>
+        <w:rPr>
+          <w:rStyle w:val="VerbatimChar"/>
+        </w:rPr>
+        <w:t xml:space="preserve">    One Sample t-test</w:t>
+      </w:r>
+      <w:r>
+        <w:br/>
+      </w:r>
+      <w:r>
+        <w:br/>
+      </w:r>
+      <w:r>
+        <w:rPr>
+          <w:rStyle w:val="VerbatimChar"/>
+        </w:rPr>
+        <w:t xml:space="preserve">data:  shady_df$needle_length_mm</w:t>
+      </w:r>
+      <w:r>
+        <w:br/>
+      </w:r>
+      <w:r>
+        <w:rPr>
+          <w:rStyle w:val="VerbatimChar"/>
+        </w:rPr>
+        <w:t xml:space="preserve">t = -0.87183, df = 3, p-value = 0.7763</w:t>
+      </w:r>
+      <w:r>
+        <w:br/>
+      </w:r>
+      <w:r>
+        <w:rPr>
+          <w:rStyle w:val="VerbatimChar"/>
+        </w:rPr>
+        <w:t xml:space="preserve">alternative hypothesis: true mean is greater than 15</w:t>
+      </w:r>
+      <w:r>
+        <w:br/>
+      </w:r>
+      <w:r>
+        <w:rPr>
+          <w:rStyle w:val="VerbatimChar"/>
+        </w:rPr>
+        <w:t xml:space="preserve">95 percent confidence interval:</w:t>
+      </w:r>
+      <w:r>
+        <w:br/>
+      </w:r>
+      <w:r>
+        <w:rPr>
+          <w:rStyle w:val="VerbatimChar"/>
+        </w:rPr>
+        <w:t xml:space="preserve"> 11.74806      Inf</w:t>
+      </w:r>
+      <w:r>
+        <w:br/>
+      </w:r>
+      <w:r>
+        <w:rPr>
+          <w:rStyle w:val="VerbatimChar"/>
+        </w:rPr>
+        <w:t xml:space="preserve">sample estimates:</w:t>
+      </w:r>
+      <w:r>
+        <w:br/>
+      </w:r>
+      <w:r>
+        <w:rPr>
+          <w:rStyle w:val="VerbatimChar"/>
+        </w:rPr>
+        <w:t xml:space="preserve">mean of x </w:t>
+      </w:r>
+      <w:r>
+        <w:br/>
+      </w:r>
+      <w:r>
+        <w:rPr>
+          <w:rStyle w:val="VerbatimChar"/>
+        </w:rPr>
+        <w:t xml:space="preserve"> 14.12094 </w:t>
+      </w:r>
+    </w:p>
+    <w:p>
+      <w:pPr>
+        <w:pStyle w:val="FirstParagraph"/>
+      </w:pPr>
+      <w:r>
+        <w:t xml:space="preserve">Same data, same t = −0.87, and now</w:t>
+      </w:r>
+      <w:r>
+        <w:t xml:space="preserve"> </w:t>
+      </w:r>
+      <w:r>
+        <w:rPr>
+          <w:b/>
+          <w:bCs/>
+        </w:rPr>
+        <w:t xml:space="preserve">p = 0.776</w:t>
+      </w:r>
+      <w:r>
+        <w:t xml:space="preserve">.</w:t>
       </w:r>
     </w:p>
     <w:tbl>
@@ -13628,12 +13779,12 @@
                 <wp:inline>
                   <wp:extent cx="152400" cy="152400"/>
                   <wp:effectExtent b="0" l="0" r="0" t="0"/>
-                  <wp:docPr descr="" title="" id="154" name="Picture"/>
+                  <wp:docPr descr="" title="" id="159" name="Picture"/>
                   <a:graphic>
                     <a:graphicData uri="http://schemas.openxmlformats.org/drawingml/2006/picture">
                       <pic:pic>
                         <pic:nvPicPr>
-                          <pic:cNvPr descr="/Applications/Positron.app/Contents/Resources/app/quarto/share/formats/docx/tip.png" id="155" name="Picture"/>
+                          <pic:cNvPr descr="/Applications/Positron.app/Contents/Resources/app/quarto/share/formats/docx/tip.png" id="160" name="Picture"/>
                           <pic:cNvPicPr>
                             <a:picLocks noChangeArrowheads="1" noChangeAspect="1"/>
                           </pic:cNvPicPr>
@@ -13798,8 +13949,8 @@
         </w:tc>
       </w:tr>
     </w:tbl>
-    <w:bookmarkEnd w:id="156"/>
-    <w:bookmarkStart w:id="162" w:name="visualizing-the-one-sample-test-t-scale"/>
+    <w:bookmarkEnd w:id="161"/>
+    <w:bookmarkStart w:id="167" w:name="visualizing-the-one-sample-test-t-scale"/>
     <w:p>
       <w:pPr>
         <w:pStyle w:val="Heading2"/>
@@ -13817,18 +13968,18 @@
           <wp:inline>
             <wp:extent cx="3119357" cy="2752374"/>
             <wp:effectExtent b="0" l="0" r="0" t="0"/>
-            <wp:docPr descr="" title="" id="158" name="Picture"/>
+            <wp:docPr descr="" title="" id="163" name="Picture"/>
             <a:graphic>
               <a:graphicData uri="http://schemas.openxmlformats.org/drawingml/2006/picture">
                 <pic:pic>
                   <pic:nvPicPr>
-                    <pic:cNvPr descr="t_tests_lecture_files/figure-docx/t-tests-20-1.png" id="159" name="Picture"/>
+                    <pic:cNvPr descr="t_tests_lecture_files/figure-docx/t-tests-20-1.png" id="164" name="Picture"/>
                     <pic:cNvPicPr>
                       <a:picLocks noChangeArrowheads="1" noChangeAspect="1"/>
                     </pic:cNvPicPr>
                   </pic:nvPicPr>
                   <pic:blipFill>
-                    <a:blip r:embed="rId157"/>
+                    <a:blip r:embed="rId162"/>
                     <a:stretch>
                       <a:fillRect/>
                     </a:stretch>
@@ -13896,12 +14047,12 @@
                 <wp:inline>
                   <wp:extent cx="152400" cy="152400"/>
                   <wp:effectExtent b="0" l="0" r="0" t="0"/>
-                  <wp:docPr descr="" title="" id="160" name="Picture"/>
+                  <wp:docPr descr="" title="" id="165" name="Picture"/>
                   <a:graphic>
                     <a:graphicData uri="http://schemas.openxmlformats.org/drawingml/2006/picture">
                       <pic:pic>
                         <pic:nvPicPr>
-                          <pic:cNvPr descr="/Applications/Positron.app/Contents/Resources/app/quarto/share/formats/docx/note.png" id="161" name="Picture"/>
+                          <pic:cNvPr descr="/Applications/Positron.app/Contents/Resources/app/quarto/share/formats/docx/note.png" id="166" name="Picture"/>
                           <pic:cNvPicPr>
                             <a:picLocks noChangeArrowheads="1" noChangeAspect="1"/>
                           </pic:cNvPicPr>
@@ -14050,8 +14201,8 @@
         </w:tc>
       </w:tr>
     </w:tbl>
-    <w:bookmarkEnd w:id="162"/>
-    <w:bookmarkStart w:id="168" w:name="X6ca7dfcf62008bef723cd18a0200434f5695ef9"/>
+    <w:bookmarkEnd w:id="167"/>
+    <w:bookmarkStart w:id="173" w:name="X6ca7dfcf62008bef723cd18a0200434f5695ef9"/>
     <w:p>
       <w:pPr>
         <w:pStyle w:val="Heading2"/>
@@ -14069,18 +14220,18 @@
           <wp:inline>
             <wp:extent cx="3119357" cy="2752374"/>
             <wp:effectExtent b="0" l="0" r="0" t="0"/>
-            <wp:docPr descr="" title="" id="164" name="Picture"/>
+            <wp:docPr descr="" title="" id="169" name="Picture"/>
             <a:graphic>
               <a:graphicData uri="http://schemas.openxmlformats.org/drawingml/2006/picture">
                 <pic:pic>
                   <pic:nvPicPr>
-                    <pic:cNvPr descr="t_tests_lecture_files/figure-docx/t-tests-21-1.png" id="165" name="Picture"/>
+                    <pic:cNvPr descr="t_tests_lecture_files/figure-docx/t-tests-21-1.png" id="170" name="Picture"/>
                     <pic:cNvPicPr>
                       <a:picLocks noChangeArrowheads="1" noChangeAspect="1"/>
                     </pic:cNvPicPr>
                   </pic:nvPicPr>
                   <pic:blipFill>
-                    <a:blip r:embed="rId163"/>
+                    <a:blip r:embed="rId168"/>
                     <a:stretch>
                       <a:fillRect/>
                     </a:stretch>
@@ -14148,12 +14299,12 @@
                 <wp:inline>
                   <wp:extent cx="152400" cy="152400"/>
                   <wp:effectExtent b="0" l="0" r="0" t="0"/>
-                  <wp:docPr descr="" title="" id="166" name="Picture"/>
+                  <wp:docPr descr="" title="" id="171" name="Picture"/>
                   <a:graphic>
                     <a:graphicData uri="http://schemas.openxmlformats.org/drawingml/2006/picture">
                       <pic:pic>
                         <pic:nvPicPr>
-                          <pic:cNvPr descr="/Applications/Positron.app/Contents/Resources/app/quarto/share/formats/docx/tip.png" id="167" name="Picture"/>
+                          <pic:cNvPr descr="/Applications/Positron.app/Contents/Resources/app/quarto/share/formats/docx/tip.png" id="172" name="Picture"/>
                           <pic:cNvPicPr>
                             <a:picLocks noChangeArrowheads="1" noChangeAspect="1"/>
                           </pic:cNvPicPr>
@@ -14262,8 +14413,8 @@
         </w:tc>
       </w:tr>
     </w:tbl>
-    <w:bookmarkEnd w:id="168"/>
-    <w:bookmarkStart w:id="171" w:name="interpreting-the-one-sample-t-test"/>
+    <w:bookmarkEnd w:id="173"/>
+    <w:bookmarkStart w:id="176" w:name="interpreting-the-one-sample-t-test"/>
     <w:p>
       <w:pPr>
         <w:pStyle w:val="Heading2"/>
@@ -14376,12 +14527,12 @@
                 <wp:inline>
                   <wp:extent cx="152400" cy="152400"/>
                   <wp:effectExtent b="0" l="0" r="0" t="0"/>
-                  <wp:docPr descr="" title="" id="169" name="Picture"/>
+                  <wp:docPr descr="" title="" id="174" name="Picture"/>
                   <a:graphic>
                     <a:graphicData uri="http://schemas.openxmlformats.org/drawingml/2006/picture">
                       <pic:pic>
                         <pic:nvPicPr>
-                          <pic:cNvPr descr="/Applications/Positron.app/Contents/Resources/app/quarto/share/formats/docx/note.png" id="170" name="Picture"/>
+                          <pic:cNvPr descr="/Applications/Positron.app/Contents/Resources/app/quarto/share/formats/docx/note.png" id="175" name="Picture"/>
                           <pic:cNvPicPr>
                             <a:picLocks noChangeArrowheads="1" noChangeAspect="1"/>
                           </pic:cNvPicPr>
@@ -14542,8 +14693,8 @@
         </w:tc>
       </w:tr>
     </w:tbl>
-    <w:bookmarkEnd w:id="171"/>
-    <w:bookmarkStart w:id="172" w:name="part-5-two-sample-t-test"/>
+    <w:bookmarkEnd w:id="176"/>
+    <w:bookmarkStart w:id="177" w:name="part-5-two-sample-t-test"/>
     <w:p>
       <w:pPr>
         <w:pStyle w:val="Heading2"/>
@@ -14552,8 +14703,8 @@
         <w:t xml:space="preserve">Part 5 · Two-Sample T-Test</w:t>
       </w:r>
     </w:p>
-    <w:bookmarkEnd w:id="172"/>
-    <w:bookmarkStart w:id="178" w:name="two-sample-t-tests-the-question"/>
+    <w:bookmarkEnd w:id="177"/>
+    <w:bookmarkStart w:id="183" w:name="two-sample-t-tests-the-question"/>
     <w:p>
       <w:pPr>
         <w:pStyle w:val="Heading2"/>
@@ -14739,18 +14890,18 @@
           <wp:inline>
             <wp:extent cx="1938528" cy="1938528"/>
             <wp:effectExtent b="0" l="0" r="0" t="0"/>
-            <wp:docPr descr="Photo of two separate green pine branches side by side, each with needle clusters, representing the two independent samples (populations X and Y) being compared in a two-sample t-test." title="" id="174" name="Picture"/>
+            <wp:docPr descr="Photo of two separate green pine branches side by side, each with needle clusters, representing the two independent samples (populations X and Y) being compared in a two-sample t-test." title="" id="179" name="Picture"/>
             <a:graphic>
               <a:graphicData uri="http://schemas.openxmlformats.org/drawingml/2006/picture">
                 <pic:pic>
                   <pic:nvPicPr>
-                    <pic:cNvPr descr="images/two_branches.jpg" id="175" name="Picture"/>
+                    <pic:cNvPr descr="images/two_branches.jpg" id="180" name="Picture"/>
                     <pic:cNvPicPr>
                       <a:picLocks noChangeArrowheads="1" noChangeAspect="1"/>
                     </pic:cNvPicPr>
                   </pic:nvPicPr>
                   <pic:blipFill>
-                    <a:blip r:embed="rId173"/>
+                    <a:blip r:embed="rId178"/>
                     <a:stretch>
                       <a:fillRect/>
                     </a:stretch>
@@ -14826,12 +14977,12 @@
                 <wp:inline>
                   <wp:extent cx="152400" cy="152400"/>
                   <wp:effectExtent b="0" l="0" r="0" t="0"/>
-                  <wp:docPr descr="" title="" id="176" name="Picture"/>
+                  <wp:docPr descr="" title="" id="181" name="Picture"/>
                   <a:graphic>
                     <a:graphicData uri="http://schemas.openxmlformats.org/drawingml/2006/picture">
                       <pic:pic>
                         <pic:nvPicPr>
-                          <pic:cNvPr descr="/Applications/Positron.app/Contents/Resources/app/quarto/share/formats/docx/note.png" id="177" name="Picture"/>
+                          <pic:cNvPr descr="/Applications/Positron.app/Contents/Resources/app/quarto/share/formats/docx/note.png" id="182" name="Picture"/>
                           <pic:cNvPicPr>
                             <a:picLocks noChangeArrowheads="1" noChangeAspect="1"/>
                           </pic:cNvPicPr>
@@ -14944,8 +15095,8 @@
         </w:tc>
       </w:tr>
     </w:tbl>
-    <w:bookmarkEnd w:id="178"/>
-    <w:bookmarkStart w:id="183" w:name="two-sample-t-test-framework"/>
+    <w:bookmarkEnd w:id="183"/>
+    <w:bookmarkStart w:id="188" w:name="two-sample-t-test-framework"/>
     <w:p>
       <w:pPr>
         <w:pStyle w:val="Heading2"/>
@@ -15274,12 +15425,12 @@
                 <wp:inline>
                   <wp:extent cx="152400" cy="152400"/>
                   <wp:effectExtent b="0" l="0" r="0" t="0"/>
-                  <wp:docPr descr="" title="" id="179" name="Picture"/>
+                  <wp:docPr descr="" title="" id="184" name="Picture"/>
                   <a:graphic>
                     <a:graphicData uri="http://schemas.openxmlformats.org/drawingml/2006/picture">
                       <pic:pic>
                         <pic:nvPicPr>
-                          <pic:cNvPr descr="/Applications/Positron.app/Contents/Resources/app/quarto/share/formats/docx/important.png" id="180" name="Picture"/>
+                          <pic:cNvPr descr="/Applications/Positron.app/Contents/Resources/app/quarto/share/formats/docx/important.png" id="185" name="Picture"/>
                           <pic:cNvPicPr>
                             <a:picLocks noChangeArrowheads="1" noChangeAspect="1"/>
                           </pic:cNvPicPr>
@@ -15450,12 +15601,12 @@
                 <wp:inline>
                   <wp:extent cx="152400" cy="152400"/>
                   <wp:effectExtent b="0" l="0" r="0" t="0"/>
-                  <wp:docPr descr="" title="" id="181" name="Picture"/>
+                  <wp:docPr descr="" title="" id="186" name="Picture"/>
                   <a:graphic>
                     <a:graphicData uri="http://schemas.openxmlformats.org/drawingml/2006/picture">
                       <pic:pic>
                         <pic:nvPicPr>
-                          <pic:cNvPr descr="/Applications/Positron.app/Contents/Resources/app/quarto/share/formats/docx/note.png" id="182" name="Picture"/>
+                          <pic:cNvPr descr="/Applications/Positron.app/Contents/Resources/app/quarto/share/formats/docx/note.png" id="187" name="Picture"/>
                           <pic:cNvPicPr>
                             <a:picLocks noChangeArrowheads="1" noChangeAspect="1"/>
                           </pic:cNvPicPr>
@@ -15540,8 +15691,8 @@
         </w:tc>
       </w:tr>
     </w:tbl>
-    <w:bookmarkEnd w:id="183"/>
-    <w:bookmarkStart w:id="186" w:name="checking-assumptions-normality-by-group"/>
+    <w:bookmarkEnd w:id="188"/>
+    <w:bookmarkStart w:id="191" w:name="checking-assumptions-normality-by-group"/>
     <w:p>
       <w:pPr>
         <w:pStyle w:val="Heading2"/>
@@ -15781,12 +15932,12 @@
                 <wp:inline>
                   <wp:extent cx="152400" cy="152400"/>
                   <wp:effectExtent b="0" l="0" r="0" t="0"/>
-                  <wp:docPr descr="" title="" id="184" name="Picture"/>
+                  <wp:docPr descr="" title="" id="189" name="Picture"/>
                   <a:graphic>
                     <a:graphicData uri="http://schemas.openxmlformats.org/drawingml/2006/picture">
                       <pic:pic>
                         <pic:nvPicPr>
-                          <pic:cNvPr descr="/Applications/Positron.app/Contents/Resources/app/quarto/share/formats/docx/tip.png" id="185" name="Picture"/>
+                          <pic:cNvPr descr="/Applications/Positron.app/Contents/Resources/app/quarto/share/formats/docx/tip.png" id="190" name="Picture"/>
                           <pic:cNvPicPr>
                             <a:picLocks noChangeArrowheads="1" noChangeAspect="1"/>
                           </pic:cNvPicPr>
@@ -15884,8 +16035,8 @@
         </w:tc>
       </w:tr>
     </w:tbl>
-    <w:bookmarkEnd w:id="186"/>
-    <w:bookmarkStart w:id="189" w:name="checking-assumptions-equal-variances"/>
+    <w:bookmarkEnd w:id="191"/>
+    <w:bookmarkStart w:id="194" w:name="checking-assumptions-equal-variances"/>
     <w:p>
       <w:pPr>
         <w:pStyle w:val="Heading2"/>
@@ -16026,12 +16177,12 @@
                 <wp:inline>
                   <wp:extent cx="152400" cy="152400"/>
                   <wp:effectExtent b="0" l="0" r="0" t="0"/>
-                  <wp:docPr descr="" title="" id="187" name="Picture"/>
+                  <wp:docPr descr="" title="" id="192" name="Picture"/>
                   <a:graphic>
                     <a:graphicData uri="http://schemas.openxmlformats.org/drawingml/2006/picture">
                       <pic:pic>
                         <pic:nvPicPr>
-                          <pic:cNvPr descr="/Applications/Positron.app/Contents/Resources/app/quarto/share/formats/docx/important.png" id="188" name="Picture"/>
+                          <pic:cNvPr descr="/Applications/Positron.app/Contents/Resources/app/quarto/share/formats/docx/important.png" id="193" name="Picture"/>
                           <pic:cNvPicPr>
                             <a:picLocks noChangeArrowheads="1" noChangeAspect="1"/>
                           </pic:cNvPicPr>
@@ -16163,8 +16314,8 @@
         </w:tc>
       </w:tr>
     </w:tbl>
-    <w:bookmarkEnd w:id="189"/>
-    <w:bookmarkStart w:id="190" w:name="conducting-the-two-sample-t-test"/>
+    <w:bookmarkEnd w:id="194"/>
+    <w:bookmarkStart w:id="195" w:name="conducting-the-two-sample-t-test"/>
     <w:p>
       <w:pPr>
         <w:pStyle w:val="Heading2"/>
@@ -16583,8 +16734,8 @@
         <w:t xml:space="preserve">           14.12094            15.21438 </w:t>
       </w:r>
     </w:p>
-    <w:bookmarkEnd w:id="190"/>
-    <w:bookmarkStart w:id="193" w:name="standard-vs.-welchs-t-test"/>
+    <w:bookmarkEnd w:id="195"/>
+    <w:bookmarkStart w:id="198" w:name="standard-vs.-welchs-t-test"/>
     <w:p>
       <w:pPr>
         <w:pStyle w:val="Heading2"/>
@@ -16872,12 +17023,12 @@
                 <wp:inline>
                   <wp:extent cx="152400" cy="152400"/>
                   <wp:effectExtent b="0" l="0" r="0" t="0"/>
-                  <wp:docPr descr="" title="" id="191" name="Picture"/>
+                  <wp:docPr descr="" title="" id="196" name="Picture"/>
                   <a:graphic>
                     <a:graphicData uri="http://schemas.openxmlformats.org/drawingml/2006/picture">
                       <pic:pic>
                         <pic:nvPicPr>
-                          <pic:cNvPr descr="/Applications/Positron.app/Contents/Resources/app/quarto/share/formats/docx/tip.png" id="192" name="Picture"/>
+                          <pic:cNvPr descr="/Applications/Positron.app/Contents/Resources/app/quarto/share/formats/docx/tip.png" id="197" name="Picture"/>
                           <pic:cNvPicPr>
                             <a:picLocks noChangeArrowheads="1" noChangeAspect="1"/>
                           </pic:cNvPicPr>
@@ -16957,8 +17108,8 @@
         </w:tc>
       </w:tr>
     </w:tbl>
-    <w:bookmarkEnd w:id="193"/>
-    <w:bookmarkStart w:id="199" w:name="interpreting-the-two-sample-t-test"/>
+    <w:bookmarkEnd w:id="198"/>
+    <w:bookmarkStart w:id="204" w:name="interpreting-the-two-sample-t-test"/>
     <w:p>
       <w:pPr>
         <w:pStyle w:val="Heading2"/>
@@ -17020,12 +17171,12 @@
                 <wp:inline>
                   <wp:extent cx="152400" cy="152400"/>
                   <wp:effectExtent b="0" l="0" r="0" t="0"/>
-                  <wp:docPr descr="" title="" id="194" name="Picture"/>
+                  <wp:docPr descr="" title="" id="199" name="Picture"/>
                   <a:graphic>
                     <a:graphicData uri="http://schemas.openxmlformats.org/drawingml/2006/picture">
                       <pic:pic>
                         <pic:nvPicPr>
-                          <pic:cNvPr descr="/Applications/Positron.app/Contents/Resources/app/quarto/share/formats/docx/note.png" id="195" name="Picture"/>
+                          <pic:cNvPr descr="/Applications/Positron.app/Contents/Resources/app/quarto/share/formats/docx/note.png" id="200" name="Picture"/>
                           <pic:cNvPicPr>
                             <a:picLocks noChangeArrowheads="1" noChangeAspect="1"/>
                           </pic:cNvPicPr>
@@ -17159,18 +17310,18 @@
           <wp:inline>
             <wp:extent cx="3119357" cy="2752374"/>
             <wp:effectExtent b="0" l="0" r="0" t="0"/>
-            <wp:docPr descr="" title="" id="197" name="Picture"/>
+            <wp:docPr descr="" title="" id="202" name="Picture"/>
             <a:graphic>
               <a:graphicData uri="http://schemas.openxmlformats.org/drawingml/2006/picture">
                 <pic:pic>
                   <pic:nvPicPr>
-                    <pic:cNvPr descr="t_tests_lecture_files/figure-docx/t-tests-26-1.png" id="198" name="Picture"/>
+                    <pic:cNvPr descr="t_tests_lecture_files/figure-docx/t-tests-26-1.png" id="203" name="Picture"/>
                     <pic:cNvPicPr>
                       <a:picLocks noChangeArrowheads="1" noChangeAspect="1"/>
                     </pic:cNvPicPr>
                   </pic:nvPicPr>
                   <pic:blipFill>
-                    <a:blip r:embed="rId196"/>
+                    <a:blip r:embed="rId201"/>
                     <a:stretch>
                       <a:fillRect/>
                     </a:stretch>
@@ -17215,8 +17366,8 @@
         <w:t xml:space="preserve">— compare the shape of this curve to the df = 3 one in Part 4.</w:t>
       </w:r>
     </w:p>
-    <w:bookmarkEnd w:id="199"/>
-    <w:bookmarkStart w:id="200" w:name="part-6-paired-t-test"/>
+    <w:bookmarkEnd w:id="204"/>
+    <w:bookmarkStart w:id="205" w:name="part-6-paired-t-test"/>
     <w:p>
       <w:pPr>
         <w:pStyle w:val="Heading2"/>
@@ -17225,8 +17376,8 @@
         <w:t xml:space="preserve">Part 6 · Paired T-Test</w:t>
       </w:r>
     </w:p>
-    <w:bookmarkEnd w:id="200"/>
-    <w:bookmarkStart w:id="205" w:name="what-does-a-paired-t-test-tell-us"/>
+    <w:bookmarkEnd w:id="205"/>
+    <w:bookmarkStart w:id="210" w:name="what-does-a-paired-t-test-tell-us"/>
     <w:p>
       <w:pPr>
         <w:pStyle w:val="Heading2"/>
@@ -17368,12 +17519,12 @@
                 <wp:inline>
                   <wp:extent cx="152400" cy="152400"/>
                   <wp:effectExtent b="0" l="0" r="0" t="0"/>
-                  <wp:docPr descr="" title="" id="201" name="Picture"/>
+                  <wp:docPr descr="" title="" id="206" name="Picture"/>
                   <a:graphic>
                     <a:graphicData uri="http://schemas.openxmlformats.org/drawingml/2006/picture">
                       <pic:pic>
                         <pic:nvPicPr>
-                          <pic:cNvPr descr="/Applications/Positron.app/Contents/Resources/app/quarto/share/formats/docx/note.png" id="202" name="Picture"/>
+                          <pic:cNvPr descr="/Applications/Positron.app/Contents/Resources/app/quarto/share/formats/docx/note.png" id="207" name="Picture"/>
                           <pic:cNvPicPr>
                             <a:picLocks noChangeArrowheads="1" noChangeAspect="1"/>
                           </pic:cNvPicPr>
@@ -17565,12 +17716,12 @@
                 <wp:inline>
                   <wp:extent cx="152400" cy="152400"/>
                   <wp:effectExtent b="0" l="0" r="0" t="0"/>
-                  <wp:docPr descr="" title="" id="203" name="Picture"/>
+                  <wp:docPr descr="" title="" id="208" name="Picture"/>
                   <a:graphic>
                     <a:graphicData uri="http://schemas.openxmlformats.org/drawingml/2006/picture">
                       <pic:pic>
                         <pic:nvPicPr>
-                          <pic:cNvPr descr="/Applications/Positron.app/Contents/Resources/app/quarto/share/formats/docx/warning.png" id="204" name="Picture"/>
+                          <pic:cNvPr descr="/Applications/Positron.app/Contents/Resources/app/quarto/share/formats/docx/warning.png" id="209" name="Picture"/>
                           <pic:cNvPicPr>
                             <a:picLocks noChangeArrowheads="1" noChangeAspect="1"/>
                           </pic:cNvPicPr>
@@ -17996,8 +18147,8 @@
         <w:t xml:space="preserve">      -1.093438 </w:t>
       </w:r>
     </w:p>
-    <w:bookmarkEnd w:id="205"/>
-    <w:bookmarkStart w:id="213" w:name="same-data-two-different-answers"/>
+    <w:bookmarkEnd w:id="210"/>
+    <w:bookmarkStart w:id="214" w:name="same-data-two-different-answers"/>
     <w:p>
       <w:pPr>
         <w:pStyle w:val="Heading2"/>
@@ -18306,6 +18457,82 @@
       </w:r>
       <w:r>
         <w:t xml:space="preserve">, so tree-to-tree variation cancels out entirely.</w:t>
+      </w:r>
+    </w:p>
+    <w:p>
+      <w:pPr>
+        <w:pStyle w:val="SourceCode"/>
+      </w:pPr>
+      <w:r>
+        <w:rPr>
+          <w:rStyle w:val="NormalTok"/>
+        </w:rPr>
+        <w:t xml:space="preserve">slope_plot</w:t>
+      </w:r>
+    </w:p>
+    <w:p>
+      <w:pPr>
+        <w:pStyle w:val="FirstParagraph"/>
+      </w:pPr>
+      <w:r>
+        <w:drawing>
+          <wp:inline>
+            <wp:extent cx="2935866" cy="2568882"/>
+            <wp:effectExtent b="0" l="0" r="0" t="0"/>
+            <wp:docPr descr="" title="" id="212" name="Picture"/>
+            <a:graphic>
+              <a:graphicData uri="http://schemas.openxmlformats.org/drawingml/2006/picture">
+                <pic:pic>
+                  <pic:nvPicPr>
+                    <pic:cNvPr descr="t_tests_lecture_files/figure-docx/t-tests-28-1.png" id="213" name="Picture"/>
+                    <pic:cNvPicPr>
+                      <a:picLocks noChangeArrowheads="1" noChangeAspect="1"/>
+                    </pic:cNvPicPr>
+                  </pic:nvPicPr>
+                  <pic:blipFill>
+                    <a:blip r:embed="rId211"/>
+                    <a:stretch>
+                      <a:fillRect/>
+                    </a:stretch>
+                  </pic:blipFill>
+                  <pic:spPr bwMode="auto">
+                    <a:xfrm>
+                      <a:off x="0" y="0"/>
+                      <a:ext cx="2935866" cy="2568882"/>
+                    </a:xfrm>
+                    <a:prstGeom prst="rect">
+                      <a:avLst/>
+                    </a:prstGeom>
+                    <a:noFill/>
+                    <a:ln w="9525">
+                      <a:noFill/>
+                      <a:headEnd/>
+                      <a:tailEnd/>
+                    </a:ln>
+                  </pic:spPr>
+                </pic:pic>
+              </a:graphicData>
+            </a:graphic>
+          </wp:inline>
+        </w:drawing>
+      </w:r>
+    </w:p>
+    <w:p>
+      <w:pPr>
+        <w:pStyle w:val="BodyText"/>
+      </w:pPr>
+      <w:r>
+        <w:t xml:space="preserve">Each line is one tree. All four shift the same way — that consistency is exactly what the paired test measures and the two-sample test cannot see.</w:t>
+      </w:r>
+    </w:p>
+    <w:bookmarkEnd w:id="214"/>
+    <w:bookmarkStart w:id="219" w:name="X4609fdc95ce9533060201ff97918c3c3ddb4756"/>
+    <w:p>
+      <w:pPr>
+        <w:pStyle w:val="Heading2"/>
+      </w:pPr>
+      <w:r>
+        <w:t xml:space="preserve">Same Data, Two Different Answers — Why the Design Matters</w:t>
       </w:r>
     </w:p>
     <w:tbl>
@@ -18349,12 +18576,12 @@
                 <wp:inline>
                   <wp:extent cx="152400" cy="152400"/>
                   <wp:effectExtent b="0" l="0" r="0" t="0"/>
-                  <wp:docPr descr="" title="" id="206" name="Picture"/>
+                  <wp:docPr descr="" title="" id="215" name="Picture"/>
                   <a:graphic>
                     <a:graphicData uri="http://schemas.openxmlformats.org/drawingml/2006/picture">
                       <pic:pic>
                         <pic:nvPicPr>
-                          <pic:cNvPr descr="/Applications/Positron.app/Contents/Resources/app/quarto/share/formats/docx/important.png" id="207" name="Picture"/>
+                          <pic:cNvPr descr="/Applications/Positron.app/Contents/Resources/app/quarto/share/formats/docx/important.png" id="216" name="Picture"/>
                           <pic:cNvPicPr>
                             <a:picLocks noChangeArrowheads="1" noChangeAspect="1"/>
                           </pic:cNvPicPr>
@@ -18455,14 +18682,6 @@
         </w:tc>
       </w:tr>
     </w:tbl>
-    <w:p>
-      <w:pPr>
-        <w:pStyle w:val="BodyText"/>
-      </w:pPr>
-      <w:r>
-        <w:t xml:space="preserve"> </w:t>
-      </w:r>
-    </w:p>
     <w:tbl>
       <w:tblPr>
         <w:tblStyle w:val="Table"/>
@@ -18504,12 +18723,12 @@
                 <wp:inline>
                   <wp:extent cx="152400" cy="152400"/>
                   <wp:effectExtent b="0" l="0" r="0" t="0"/>
-                  <wp:docPr descr="" title="" id="208" name="Picture"/>
+                  <wp:docPr descr="" title="" id="217" name="Picture"/>
                   <a:graphic>
                     <a:graphicData uri="http://schemas.openxmlformats.org/drawingml/2006/picture">
                       <pic:pic>
                         <pic:nvPicPr>
-                          <pic:cNvPr descr="/Applications/Positron.app/Contents/Resources/app/quarto/share/formats/docx/note.png" id="209" name="Picture"/>
+                          <pic:cNvPr descr="/Applications/Positron.app/Contents/Resources/app/quarto/share/formats/docx/note.png" id="218" name="Picture"/>
                           <pic:cNvPicPr>
                             <a:picLocks noChangeArrowheads="1" noChangeAspect="1"/>
                           </pic:cNvPicPr>
@@ -18605,74 +18824,8 @@
         </w:tc>
       </w:tr>
     </w:tbl>
-    <w:p>
-      <w:pPr>
-        <w:pStyle w:val="SourceCode"/>
-      </w:pPr>
-      <w:r>
-        <w:rPr>
-          <w:rStyle w:val="NormalTok"/>
-        </w:rPr>
-        <w:t xml:space="preserve">slope_plot</w:t>
-      </w:r>
-    </w:p>
-    <w:p>
-      <w:pPr>
-        <w:pStyle w:val="FirstParagraph"/>
-      </w:pPr>
-      <w:r>
-        <w:drawing>
-          <wp:inline>
-            <wp:extent cx="2935866" cy="2568882"/>
-            <wp:effectExtent b="0" l="0" r="0" t="0"/>
-            <wp:docPr descr="" title="" id="211" name="Picture"/>
-            <a:graphic>
-              <a:graphicData uri="http://schemas.openxmlformats.org/drawingml/2006/picture">
-                <pic:pic>
-                  <pic:nvPicPr>
-                    <pic:cNvPr descr="t_tests_lecture_files/figure-docx/t-tests-28-1.png" id="212" name="Picture"/>
-                    <pic:cNvPicPr>
-                      <a:picLocks noChangeArrowheads="1" noChangeAspect="1"/>
-                    </pic:cNvPicPr>
-                  </pic:nvPicPr>
-                  <pic:blipFill>
-                    <a:blip r:embed="rId210"/>
-                    <a:stretch>
-                      <a:fillRect/>
-                    </a:stretch>
-                  </pic:blipFill>
-                  <pic:spPr bwMode="auto">
-                    <a:xfrm>
-                      <a:off x="0" y="0"/>
-                      <a:ext cx="2935866" cy="2568882"/>
-                    </a:xfrm>
-                    <a:prstGeom prst="rect">
-                      <a:avLst/>
-                    </a:prstGeom>
-                    <a:noFill/>
-                    <a:ln w="9525">
-                      <a:noFill/>
-                      <a:headEnd/>
-                      <a:tailEnd/>
-                    </a:ln>
-                  </pic:spPr>
-                </pic:pic>
-              </a:graphicData>
-            </a:graphic>
-          </wp:inline>
-        </w:drawing>
-      </w:r>
-    </w:p>
-    <w:p>
-      <w:pPr>
-        <w:pStyle w:val="BodyText"/>
-      </w:pPr>
-      <w:r>
-        <w:t xml:space="preserve">Each line is one tree. All four shift the same way — that consistency is exactly what the paired test measures and the two-sample test cannot see.</w:t>
-      </w:r>
-    </w:p>
-    <w:bookmarkEnd w:id="213"/>
-    <w:bookmarkStart w:id="218" w:name="a-paired-test-is-a-one-sample-test"/>
+    <w:bookmarkEnd w:id="219"/>
+    <w:bookmarkStart w:id="222" w:name="a-paired-test-is-a-one-sample-test"/>
     <w:p>
       <w:pPr>
         <w:pStyle w:val="Heading2"/>
@@ -18867,790 +19020,6 @@
           <w:rStyle w:val="VerbatimChar"/>
         </w:rPr>
         <w:t xml:space="preserve">4 waterbugs   11.7  13.8      2.10 </w:t>
-      </w:r>
-    </w:p>
-    <w:p>
-      <w:pPr>
-        <w:pStyle w:val="FirstParagraph"/>
-      </w:pPr>
-      <w:r>
-        <w:t xml:space="preserve">Now throw away the pairing language entirely and run a plain</w:t>
-      </w:r>
-      <w:r>
-        <w:t xml:space="preserve"> </w:t>
-      </w:r>
-      <w:r>
-        <w:rPr>
-          <w:b/>
-          <w:bCs/>
-        </w:rPr>
-        <w:t xml:space="preserve">one-sample t-test on those 4 differences, against μ = 0</w:t>
-      </w:r>
-      <w:r>
-        <w:t xml:space="preserve">:</w:t>
-      </w:r>
-    </w:p>
-    <w:p>
-      <w:pPr>
-        <w:pStyle w:val="SourceCode"/>
-      </w:pPr>
-      <w:r>
-        <w:rPr>
-          <w:rStyle w:val="NormalTok"/>
-        </w:rPr>
-        <w:t xml:space="preserve">diff_model </w:t>
-      </w:r>
-      <w:r>
-        <w:rPr>
-          <w:rStyle w:val="OtherTok"/>
-        </w:rPr>
-        <w:t xml:space="preserve">&lt;-</w:t>
-      </w:r>
-      <w:r>
-        <w:rPr>
-          <w:rStyle w:val="NormalTok"/>
-        </w:rPr>
-        <w:t xml:space="preserve"> </w:t>
-      </w:r>
-      <w:r>
-        <w:rPr>
-          <w:rStyle w:val="FunctionTok"/>
-        </w:rPr>
-        <w:t xml:space="preserve">t.test</w:t>
-      </w:r>
-      <w:r>
-        <w:rPr>
-          <w:rStyle w:val="NormalTok"/>
-        </w:rPr>
-        <w:t xml:space="preserve">(diff_df</w:t>
-      </w:r>
-      <w:r>
-        <w:rPr>
-          <w:rStyle w:val="SpecialCharTok"/>
-        </w:rPr>
-        <w:t xml:space="preserve">$</w:t>
-      </w:r>
-      <w:r>
-        <w:rPr>
-          <w:rStyle w:val="NormalTok"/>
-        </w:rPr>
-        <w:t xml:space="preserve">difference, </w:t>
-      </w:r>
-      <w:r>
-        <w:rPr>
-          <w:rStyle w:val="AttributeTok"/>
-        </w:rPr>
-        <w:t xml:space="preserve">mu =</w:t>
-      </w:r>
-      <w:r>
-        <w:rPr>
-          <w:rStyle w:val="NormalTok"/>
-        </w:rPr>
-        <w:t xml:space="preserve"> </w:t>
-      </w:r>
-      <w:r>
-        <w:rPr>
-          <w:rStyle w:val="DecValTok"/>
-        </w:rPr>
-        <w:t xml:space="preserve">0</w:t>
-      </w:r>
-      <w:r>
-        <w:rPr>
-          <w:rStyle w:val="NormalTok"/>
-        </w:rPr>
-        <w:t xml:space="preserve">)</w:t>
-      </w:r>
-      <w:r>
-        <w:br/>
-      </w:r>
-      <w:r>
-        <w:br/>
-      </w:r>
-      <w:r>
-        <w:rPr>
-          <w:rStyle w:val="NormalTok"/>
-        </w:rPr>
-        <w:t xml:space="preserve">diff_model</w:t>
-      </w:r>
-    </w:p>
-    <w:p>
-      <w:pPr>
-        <w:pStyle w:val="SourceCode"/>
-      </w:pPr>
-      <w:r>
-        <w:br/>
-      </w:r>
-      <w:r>
-        <w:rPr>
-          <w:rStyle w:val="VerbatimChar"/>
-        </w:rPr>
-        <w:t xml:space="preserve">    One Sample t-test</w:t>
-      </w:r>
-      <w:r>
-        <w:br/>
-      </w:r>
-      <w:r>
-        <w:br/>
-      </w:r>
-      <w:r>
-        <w:rPr>
-          <w:rStyle w:val="VerbatimChar"/>
-        </w:rPr>
-        <w:t xml:space="preserve">data:  diff_df$difference</w:t>
-      </w:r>
-      <w:r>
-        <w:br/>
-      </w:r>
-      <w:r>
-        <w:rPr>
-          <w:rStyle w:val="VerbatimChar"/>
-        </w:rPr>
-        <w:t xml:space="preserve">t = 2.7227, df = 3, p-value = 0.07238</w:t>
-      </w:r>
-      <w:r>
-        <w:br/>
-      </w:r>
-      <w:r>
-        <w:rPr>
-          <w:rStyle w:val="VerbatimChar"/>
-        </w:rPr>
-        <w:t xml:space="preserve">alternative hypothesis: true mean is not equal to 0</w:t>
-      </w:r>
-      <w:r>
-        <w:br/>
-      </w:r>
-      <w:r>
-        <w:rPr>
-          <w:rStyle w:val="VerbatimChar"/>
-        </w:rPr>
-        <w:t xml:space="preserve">95 percent confidence interval:</w:t>
-      </w:r>
-      <w:r>
-        <w:br/>
-      </w:r>
-      <w:r>
-        <w:rPr>
-          <w:rStyle w:val="VerbatimChar"/>
-        </w:rPr>
-        <w:t xml:space="preserve"> -0.1846147  2.3714897</w:t>
-      </w:r>
-      <w:r>
-        <w:br/>
-      </w:r>
-      <w:r>
-        <w:rPr>
-          <w:rStyle w:val="VerbatimChar"/>
-        </w:rPr>
-        <w:t xml:space="preserve">sample estimates:</w:t>
-      </w:r>
-      <w:r>
-        <w:br/>
-      </w:r>
-      <w:r>
-        <w:rPr>
-          <w:rStyle w:val="VerbatimChar"/>
-        </w:rPr>
-        <w:t xml:space="preserve">mean of x </w:t>
-      </w:r>
-      <w:r>
-        <w:br/>
-      </w:r>
-      <w:r>
-        <w:rPr>
-          <w:rStyle w:val="VerbatimChar"/>
-        </w:rPr>
-        <w:t xml:space="preserve"> 1.093438 </w:t>
-      </w:r>
-    </w:p>
-    <w:tbl>
-      <w:tblPr>
-        <w:tblStyle w:val="Table"/>
-        <w:tblLook w:firstRow="0" w:lastRow="0" w:firstColumn="0" w:lastColumn="0" w:noHBand="0" w:noVBand="0" w:val="0000"/>
-        <w:tblBorders>
-          <w:top w:val="single" w:sz="4" w:space="0" w:color="CC1914"/>
-          <w:left w:val="single" w:sz="24" w:space="0" w:color="CC1914"/>
-          <w:bottom w:val="single" w:sz="4" w:space="0" w:color="CC1914"/>
-          <w:right w:val="single" w:sz="4" w:space="0" w:color="CC1914"/>
-        </w:tblBorders>
-        <w:tblCellMar>
-          <w:left w:w="144" w:type="dxa"/>
-          <w:right w:w="144" w:type="dxa"/>
-        </w:tblCellMar>
-        <w:tblLook w:firstRow="0" w:lastRow="0" w:firstColumn="0" w:lastColumn="0" w:noHBand="0" w:noVBand="0" w:val="0000"/>
-      </w:tblPr>
-      <w:tr>
-        <w:trPr>
-          <w:cantSplit/>
-        </w:trPr>
-        <w:tc>
-          <w:tcPr>
-            <w:shd w:color="auto" w:fill="f7dddc" w:val="clear"/>
-            <w:tcMar>
-              <w:top w:w="92" w:type="dxa"/>
-              <w:bottom w:w="92" w:type="dxa"/>
-            </w:tcMar>
-          </w:tcPr>
-          <w:p>
-            <w:pPr>
-              <w:pStyle w:val="FirstParagraph"/>
-            </w:pPr>
-            <w:pPr>
-              <w:spacing w:before="0" w:after="0"/>
-              <w:textAlignment w:val="center"/>
-            </w:pPr>
-            <w:r>
-              <w:drawing>
-                <wp:inline>
-                  <wp:extent cx="152400" cy="152400"/>
-                  <wp:effectExtent b="0" l="0" r="0" t="0"/>
-                  <wp:docPr descr="" title="" id="214" name="Picture"/>
-                  <a:graphic>
-                    <a:graphicData uri="http://schemas.openxmlformats.org/drawingml/2006/picture">
-                      <pic:pic>
-                        <pic:nvPicPr>
-                          <pic:cNvPr descr="/Applications/Positron.app/Contents/Resources/app/quarto/share/formats/docx/important.png" id="215" name="Picture"/>
-                          <pic:cNvPicPr>
-                            <a:picLocks noChangeArrowheads="1" noChangeAspect="1"/>
-                          </pic:cNvPicPr>
-                        </pic:nvPicPr>
-                        <pic:blipFill>
-                          <a:blip r:embed="rId42"/>
-                          <a:stretch>
-                            <a:fillRect/>
-                          </a:stretch>
-                        </pic:blipFill>
-                        <pic:spPr bwMode="auto">
-                          <a:xfrm>
-                            <a:off x="0" y="0"/>
-                            <a:ext cx="152400" cy="152400"/>
-                          </a:xfrm>
-                          <a:prstGeom prst="rect">
-                            <a:avLst/>
-                          </a:prstGeom>
-                          <a:noFill/>
-                          <a:ln w="9525">
-                            <a:noFill/>
-                            <a:headEnd/>
-                            <a:tailEnd/>
-                          </a:ln>
-                        </pic:spPr>
-                      </pic:pic>
-                    </a:graphicData>
-                  </a:graphic>
-                </wp:inline>
-              </w:drawing>
-            </w:r>
-            <w:r>
-              <w:t xml:space="preserve"> </w:t>
-            </w:r>
-            <w:r>
-              <w:t xml:space="preserve"> </w:t>
-            </w:r>
-            <w:r>
-              <w:t xml:space="preserve">Important</w:t>
-            </w:r>
-          </w:p>
-        </w:tc>
-      </w:tr>
-      <w:tr>
-        <w:trPr>
-          <w:cantSplit/>
-        </w:trPr>
-        <w:tc>
-          <w:tcPr>
-            <w:tcMar>
-              <w:top w:w="108" w:type="dxa"/>
-              <w:bottom w:w="108" w:type="dxa"/>
-            </w:tcMar>
-          </w:tcPr>
-          <w:p>
-            <w:pPr>
-              <w:pStyle w:val="BodyText"/>
-            </w:pPr>
-            <w:pPr>
-              <w:spacing w:before="16"/>
-            </w:pPr>
-            <w:r>
-              <w:rPr>
-                <w:b/>
-                <w:bCs/>
-              </w:rPr>
-              <w:t xml:space="preserve">Identical. Same t, same df, same p.</w:t>
-            </w:r>
-          </w:p>
-          <w:p>
-            <w:pPr>
-              <w:pStyle w:val="BodyText"/>
-            </w:pPr>
-            <w:r>
-              <w:rPr>
-                <w:rStyle w:val="VerbatimChar"/>
-              </w:rPr>
-              <w:t xml:space="preserve">t.test(sunny, shady, paired = TRUE)</w:t>
-            </w:r>
-            <w:r>
-              <w:t xml:space="preserve"> </w:t>
-            </w:r>
-            <w:r>
-              <w:t xml:space="preserve">and</w:t>
-            </w:r>
-            <w:r>
-              <w:t xml:space="preserve"> </w:t>
-            </w:r>
-            <w:r>
-              <w:rPr>
-                <w:rStyle w:val="VerbatimChar"/>
-              </w:rPr>
-              <w:t xml:space="preserve">t.test(sunny - shady, mu = 0)</w:t>
-            </w:r>
-            <w:r>
-              <w:t xml:space="preserve"> </w:t>
-            </w:r>
-            <w:r>
-              <w:t xml:space="preserve">are</w:t>
-            </w:r>
-            <w:r>
-              <w:t xml:space="preserve"> </w:t>
-            </w:r>
-            <w:r>
-              <w:rPr>
-                <w:b/>
-                <w:bCs/>
-              </w:rPr>
-              <w:t xml:space="preserve">the same test</w:t>
-            </w:r>
-            <w:r>
-              <w:t xml:space="preserve">.</w:t>
-            </w:r>
-            <w:r>
-              <w:t xml:space="preserve"> </w:t>
-            </w:r>
-            <w:r>
-              <w:rPr>
-                <w:rStyle w:val="VerbatimChar"/>
-              </w:rPr>
-              <w:t xml:space="preserve">paired = TRUE</w:t>
-            </w:r>
-            <w:r>
-              <w:t xml:space="preserve"> </w:t>
-            </w:r>
-            <w:r>
-              <w:t xml:space="preserve">is nothing more than a convenience that does the subtraction for you.</w:t>
-            </w:r>
-          </w:p>
-          <w:p>
-            <w:pPr>
-              <w:pStyle w:val="BodyText"/>
-            </w:pPr>
-            <w:pPr>
-              <w:spacing w:after="16"/>
-            </w:pPr>
-            <w:r>
-              <w:t xml:space="preserve">That is why the paired df is</w:t>
-            </w:r>
-            <w:r>
-              <w:t xml:space="preserve"> </w:t>
-            </w:r>
-            <w:r>
-              <w:rPr>
-                <w:b/>
-                <w:bCs/>
-              </w:rPr>
-              <w:t xml:space="preserve">n</w:t>
-            </w:r>
-            <w:r>
-              <w:rPr>
-                <w:b/>
-                <w:bCs/>
-                <w:vertAlign w:val="subscript"/>
-              </w:rPr>
-              <w:t xml:space="preserve">pairs</w:t>
-            </w:r>
-            <w:r>
-              <w:rPr>
-                <w:b/>
-                <w:bCs/>
-              </w:rPr>
-              <w:t xml:space="preserve"> </w:t>
-            </w:r>
-            <w:r>
-              <w:rPr>
-                <w:b/>
-                <w:bCs/>
-              </w:rPr>
-              <w:t xml:space="preserve">− 1 = 3</w:t>
-            </w:r>
-            <w:r>
-              <w:t xml:space="preserve"> </w:t>
-            </w:r>
-            <w:r>
-              <w:t xml:space="preserve">and not n₁ + n₂ − 2 = 6: once you subtract, you genuinely only have</w:t>
-            </w:r>
-            <w:r>
-              <w:t xml:space="preserve"> </w:t>
-            </w:r>
-            <w:r>
-              <w:rPr>
-                <w:b/>
-                <w:bCs/>
-              </w:rPr>
-              <w:t xml:space="preserve">four numbers</w:t>
-            </w:r>
-            <w:r>
-              <w:t xml:space="preserve">. A one-sample test on four numbers has 3 df. Always.</w:t>
-            </w:r>
-          </w:p>
-          <w:p/>
-        </w:tc>
-      </w:tr>
-    </w:tbl>
-    <w:p>
-      <w:pPr>
-        <w:pStyle w:val="BodyText"/>
-      </w:pPr>
-      <w:r>
-        <w:t xml:space="preserve"> </w:t>
-      </w:r>
-    </w:p>
-    <w:tbl>
-      <w:tblPr>
-        <w:tblStyle w:val="Table"/>
-        <w:tblLook w:firstRow="0" w:lastRow="0" w:firstColumn="0" w:lastColumn="0" w:noHBand="0" w:noVBand="0" w:val="0000"/>
-        <w:tblBorders>
-          <w:top w:val="single" w:sz="4" w:space="0" w:color="00A047"/>
-          <w:left w:val="single" w:sz="24" w:space="0" w:color="00A047"/>
-          <w:bottom w:val="single" w:sz="4" w:space="0" w:color="00A047"/>
-          <w:right w:val="single" w:sz="4" w:space="0" w:color="00A047"/>
-        </w:tblBorders>
-        <w:tblCellMar>
-          <w:left w:w="144" w:type="dxa"/>
-          <w:right w:w="144" w:type="dxa"/>
-        </w:tblCellMar>
-        <w:tblLook w:firstRow="0" w:lastRow="0" w:firstColumn="0" w:lastColumn="0" w:noHBand="0" w:noVBand="0" w:val="0000"/>
-      </w:tblPr>
-      <w:tr>
-        <w:trPr>
-          <w:cantSplit/>
-        </w:trPr>
-        <w:tc>
-          <w:tcPr>
-            <w:shd w:color="auto" w:fill="ccf1e3" w:val="clear"/>
-            <w:tcMar>
-              <w:top w:w="92" w:type="dxa"/>
-              <w:bottom w:w="92" w:type="dxa"/>
-            </w:tcMar>
-          </w:tcPr>
-          <w:p>
-            <w:pPr>
-              <w:pStyle w:val="BodyText"/>
-            </w:pPr>
-            <w:pPr>
-              <w:spacing w:before="0" w:after="0"/>
-              <w:textAlignment w:val="center"/>
-            </w:pPr>
-            <w:r>
-              <w:drawing>
-                <wp:inline>
-                  <wp:extent cx="152400" cy="152400"/>
-                  <wp:effectExtent b="0" l="0" r="0" t="0"/>
-                  <wp:docPr descr="" title="" id="216" name="Picture"/>
-                  <a:graphic>
-                    <a:graphicData uri="http://schemas.openxmlformats.org/drawingml/2006/picture">
-                      <pic:pic>
-                        <pic:nvPicPr>
-                          <pic:cNvPr descr="/Applications/Positron.app/Contents/Resources/app/quarto/share/formats/docx/tip.png" id="217" name="Picture"/>
-                          <pic:cNvPicPr>
-                            <a:picLocks noChangeArrowheads="1" noChangeAspect="1"/>
-                          </pic:cNvPicPr>
-                        </pic:nvPicPr>
-                        <pic:blipFill>
-                          <a:blip r:embed="rId23"/>
-                          <a:stretch>
-                            <a:fillRect/>
-                          </a:stretch>
-                        </pic:blipFill>
-                        <pic:spPr bwMode="auto">
-                          <a:xfrm>
-                            <a:off x="0" y="0"/>
-                            <a:ext cx="152400" cy="152400"/>
-                          </a:xfrm>
-                          <a:prstGeom prst="rect">
-                            <a:avLst/>
-                          </a:prstGeom>
-                          <a:noFill/>
-                          <a:ln w="9525">
-                            <a:noFill/>
-                            <a:headEnd/>
-                            <a:tailEnd/>
-                          </a:ln>
-                        </pic:spPr>
-                      </pic:pic>
-                    </a:graphicData>
-                  </a:graphic>
-                </wp:inline>
-              </w:drawing>
-            </w:r>
-            <w:r>
-              <w:t xml:space="preserve"> </w:t>
-            </w:r>
-            <w:r>
-              <w:t xml:space="preserve"> </w:t>
-            </w:r>
-            <w:r>
-              <w:t xml:space="preserve">Tip</w:t>
-            </w:r>
-          </w:p>
-        </w:tc>
-      </w:tr>
-      <w:tr>
-        <w:trPr>
-          <w:cantSplit/>
-        </w:trPr>
-        <w:tc>
-          <w:tcPr>
-            <w:tcMar>
-              <w:top w:w="108" w:type="dxa"/>
-              <w:bottom w:w="108" w:type="dxa"/>
-            </w:tcMar>
-          </w:tcPr>
-          <w:p>
-            <w:pPr>
-              <w:pStyle w:val="BodyText"/>
-            </w:pPr>
-            <w:pPr>
-              <w:spacing w:before="16"/>
-            </w:pPr>
-            <w:r>
-              <w:rPr>
-                <w:b/>
-                <w:bCs/>
-              </w:rPr>
-              <w:t xml:space="preserve">🖐 Each tree is its own control</w:t>
-            </w:r>
-          </w:p>
-          <w:p>
-            <w:pPr>
-              <w:pStyle w:val="BodyText"/>
-            </w:pPr>
-            <w:r>
-              <w:t xml:space="preserve">The shady side accounts for everything about that particular tree — its genetics, its soil, its water, its team’s measuring technique. Subtracting removes all of it at once, and what is left is the effect of</w:t>
-            </w:r>
-            <w:r>
-              <w:t xml:space="preserve"> </w:t>
-            </w:r>
-            <w:r>
-              <w:rPr>
-                <w:i/>
-                <w:iCs/>
-              </w:rPr>
-              <w:t xml:space="preserve">sun</w:t>
-            </w:r>
-            <w:r>
-              <w:t xml:space="preserve">.</w:t>
-            </w:r>
-          </w:p>
-          <w:p>
-            <w:pPr>
-              <w:pStyle w:val="BodyText"/>
-            </w:pPr>
-            <w:pPr>
-              <w:spacing w:after="16"/>
-            </w:pPr>
-            <w:r>
-              <w:t xml:space="preserve">This is the same logic as a before/after design, and it is the seed of the blocked designs you will meet in ANOVA.</w:t>
-            </w:r>
-          </w:p>
-          <w:p/>
-        </w:tc>
-      </w:tr>
-    </w:tbl>
-    <w:bookmarkEnd w:id="218"/>
-    <w:bookmarkStart w:id="219" w:name="part-7-assumptions-and-wrap-up"/>
-    <w:p>
-      <w:pPr>
-        <w:pStyle w:val="Heading2"/>
-      </w:pPr>
-      <w:r>
-        <w:t xml:space="preserve">Part 7 · Assumptions and Wrap-Up</w:t>
-      </w:r>
-    </w:p>
-    <w:bookmarkEnd w:id="219"/>
-    <w:bookmarkStart w:id="222" w:name="assumptions-of-parametric-tests"/>
-    <w:p>
-      <w:pPr>
-        <w:pStyle w:val="Heading2"/>
-      </w:pPr>
-      <w:r>
-        <w:t xml:space="preserve">Assumptions of Parametric Tests</w:t>
-      </w:r>
-    </w:p>
-    <w:p>
-      <w:pPr>
-        <w:pStyle w:val="FirstParagraph"/>
-      </w:pPr>
-      <w:r>
-        <w:rPr>
-          <w:b/>
-          <w:bCs/>
-        </w:rPr>
-        <w:t xml:space="preserve">Common assumptions for t-tests:</w:t>
-      </w:r>
-    </w:p>
-    <w:p>
-      <w:pPr>
-        <w:pStyle w:val="Compact"/>
-        <w:numPr>
-          <w:ilvl w:val="0"/>
-          <w:numId w:val="1022"/>
-        </w:numPr>
-      </w:pPr>
-      <w:r>
-        <w:rPr>
-          <w:b/>
-          <w:bCs/>
-        </w:rPr>
-        <w:t xml:space="preserve">Normality</w:t>
-      </w:r>
-      <w:r>
-        <w:t xml:space="preserve"> </w:t>
-      </w:r>
-      <w:r>
-        <w:t xml:space="preserve">— the data (or, for a paired test, the</w:t>
-      </w:r>
-      <w:r>
-        <w:t xml:space="preserve"> </w:t>
-      </w:r>
-      <w:r>
-        <w:rPr>
-          <w:b/>
-          <w:bCs/>
-        </w:rPr>
-        <w:t xml:space="preserve">differences</w:t>
-      </w:r>
-      <w:r>
-        <w:t xml:space="preserve">) come from a normally distributed population</w:t>
-      </w:r>
-    </w:p>
-    <w:p>
-      <w:pPr>
-        <w:pStyle w:val="Compact"/>
-        <w:numPr>
-          <w:ilvl w:val="0"/>
-          <w:numId w:val="1022"/>
-        </w:numPr>
-      </w:pPr>
-      <w:r>
-        <w:rPr>
-          <w:b/>
-          <w:bCs/>
-        </w:rPr>
-        <w:t xml:space="preserve">Equal variances</w:t>
-      </w:r>
-      <w:r>
-        <w:t xml:space="preserve"> </w:t>
-      </w:r>
-      <w:r>
-        <w:t xml:space="preserve">— two-sample tests only</w:t>
-      </w:r>
-    </w:p>
-    <w:p>
-      <w:pPr>
-        <w:pStyle w:val="Compact"/>
-        <w:numPr>
-          <w:ilvl w:val="0"/>
-          <w:numId w:val="1022"/>
-        </w:numPr>
-      </w:pPr>
-      <w:r>
-        <w:rPr>
-          <w:b/>
-          <w:bCs/>
-        </w:rPr>
-        <w:t xml:space="preserve">Independence</w:t>
-      </w:r>
-      <w:r>
-        <w:t xml:space="preserve"> </w:t>
-      </w:r>
-      <w:r>
-        <w:t xml:space="preserve">— observations are independent</w:t>
-      </w:r>
-    </w:p>
-    <w:p>
-      <w:pPr>
-        <w:pStyle w:val="Compact"/>
-        <w:numPr>
-          <w:ilvl w:val="0"/>
-          <w:numId w:val="1022"/>
-        </w:numPr>
-      </w:pPr>
-      <w:r>
-        <w:rPr>
-          <w:b/>
-          <w:bCs/>
-        </w:rPr>
-        <w:t xml:space="preserve">No outliers</w:t>
-      </w:r>
-      <w:r>
-        <w:t xml:space="preserve"> </w:t>
-      </w:r>
-      <w:r>
-        <w:t xml:space="preserve">— extreme values can dominate a small sample</w:t>
-      </w:r>
-    </w:p>
-    <w:p>
-      <w:pPr>
-        <w:pStyle w:val="FirstParagraph"/>
-      </w:pPr>
-      <w:r>
-        <w:t xml:space="preserve">What do we do if our data violate these?</w:t>
-      </w:r>
-    </w:p>
-    <w:p>
-      <w:pPr>
-        <w:pStyle w:val="BodyText"/>
-      </w:pPr>
-      <w:r>
-        <w:rPr>
-          <w:b/>
-          <w:bCs/>
-        </w:rPr>
-        <w:t xml:space="preserve">Alternatives when assumptions are violated:</w:t>
-      </w:r>
-    </w:p>
-    <w:p>
-      <w:pPr>
-        <w:pStyle w:val="Compact"/>
-        <w:numPr>
-          <w:ilvl w:val="0"/>
-          <w:numId w:val="1023"/>
-        </w:numPr>
-      </w:pPr>
-      <w:r>
-        <w:t xml:space="preserve">Data transformation (log, square root)</w:t>
-      </w:r>
-    </w:p>
-    <w:p>
-      <w:pPr>
-        <w:pStyle w:val="Compact"/>
-        <w:numPr>
-          <w:ilvl w:val="0"/>
-          <w:numId w:val="1023"/>
-        </w:numPr>
-      </w:pPr>
-      <w:r>
-        <w:t xml:space="preserve">Non-parametric tests — Mann-Whitney U for two samples, Wilcoxon signed-rank for paired</w:t>
-      </w:r>
-    </w:p>
-    <w:p>
-      <w:pPr>
-        <w:pStyle w:val="Compact"/>
-        <w:numPr>
-          <w:ilvl w:val="0"/>
-          <w:numId w:val="1023"/>
-        </w:numPr>
-      </w:pPr>
-      <w:r>
-        <w:t xml:space="preserve">Robust methods</w:t>
       </w:r>
     </w:p>
     <w:tbl>
@@ -19766,31 +19135,15 @@
                 <w:b/>
                 <w:bCs/>
               </w:rPr>
-              <w:t xml:space="preserve">🖐 Note the paired case</w:t>
+              <w:t xml:space="preserve">🖐 Each tree is its own control</w:t>
             </w:r>
           </w:p>
           <w:p>
             <w:pPr>
               <w:pStyle w:val="BodyText"/>
             </w:pPr>
-            <w:pPr>
-              <w:spacing w:after="16"/>
-            </w:pPr>
-            <w:r>
-              <w:t xml:space="preserve">You check normality of the</w:t>
-            </w:r>
-            <w:r>
-              <w:t xml:space="preserve"> </w:t>
-            </w:r>
-            <w:r>
-              <w:rPr>
-                <w:b/>
-                <w:bCs/>
-              </w:rPr>
-              <w:t xml:space="preserve">differences</w:t>
-            </w:r>
-            <w:r>
-              <w:t xml:space="preserve">, not of the two groups. Which follows directly from the last slide — the differences</w:t>
+            <w:r>
+              <w:t xml:space="preserve">The shady side accounts for everything about that particular tree — its genetics, its soil, its water, its team’s measuring technique. Subtracting removes all of it at once, and what is left is the effect of</w:t>
             </w:r>
             <w:r>
               <w:t xml:space="preserve"> </w:t>
@@ -19800,13 +19153,21 @@
                 <w:i/>
                 <w:iCs/>
               </w:rPr>
-              <w:t xml:space="preserve">are</w:t>
-            </w:r>
-            <w:r>
-              <w:t xml:space="preserve"> </w:t>
-            </w:r>
-            <w:r>
-              <w:t xml:space="preserve">the data.</w:t>
+              <w:t xml:space="preserve">sun</w:t>
+            </w:r>
+            <w:r>
+              <w:t xml:space="preserve">.</w:t>
+            </w:r>
+          </w:p>
+          <w:p>
+            <w:pPr>
+              <w:pStyle w:val="BodyText"/>
+            </w:pPr>
+            <w:pPr>
+              <w:spacing w:after="16"/>
+            </w:pPr>
+            <w:r>
+              <w:t xml:space="preserve">This is the same logic as a before/after design, and it is the seed of the blocked designs you will meet in ANOVA.</w:t>
             </w:r>
           </w:p>
           <w:p/>
@@ -19814,13 +19175,29 @@
       </w:tr>
     </w:tbl>
     <w:bookmarkEnd w:id="222"/>
-    <w:bookmarkStart w:id="227" w:name="summary-and-conclusions"/>
+    <w:bookmarkStart w:id="225" w:name="X584f760fcf49cb32fa54ac34ecc1e2a6695dec6"/>
     <w:p>
       <w:pPr>
         <w:pStyle w:val="Heading2"/>
       </w:pPr>
       <w:r>
-        <w:t xml:space="preserve">Summary and Conclusions</w:t>
+        <w:t xml:space="preserve">✅ A Paired Test</w:t>
+      </w:r>
+      <w:r>
+        <w:t xml:space="preserve"> </w:t>
+      </w:r>
+      <w:r>
+        <w:rPr>
+          <w:i/>
+          <w:iCs/>
+        </w:rPr>
+        <w:t xml:space="preserve">Is</w:t>
+      </w:r>
+      <w:r>
+        <w:t xml:space="preserve"> </w:t>
+      </w:r>
+      <w:r>
+        <w:t xml:space="preserve">a One-Sample Test — Same Numbers</w:t>
       </w:r>
     </w:p>
     <w:p>
@@ -19828,67 +19205,7 @@
         <w:pStyle w:val="FirstParagraph"/>
       </w:pPr>
       <w:r>
-        <w:t xml:space="preserve">In this lecture we:</w:t>
-      </w:r>
-    </w:p>
-    <w:p>
-      <w:pPr>
-        <w:pStyle w:val="Compact"/>
-        <w:numPr>
-          <w:ilvl w:val="0"/>
-          <w:numId w:val="1024"/>
-        </w:numPr>
-      </w:pPr>
-      <w:r>
-        <w:t xml:space="preserve">Went from question → prediction → H₀ / Hₐ → α, before looking at output</w:t>
-      </w:r>
-    </w:p>
-    <w:p>
-      <w:pPr>
-        <w:pStyle w:val="Compact"/>
-        <w:numPr>
-          <w:ilvl w:val="0"/>
-          <w:numId w:val="1024"/>
-        </w:numPr>
-      </w:pPr>
-      <w:r>
-        <w:t xml:space="preserve">Tested assumptions — QQ plot, Shapiro-Wilk, Levene’s</w:t>
-      </w:r>
-    </w:p>
-    <w:p>
-      <w:pPr>
-        <w:pStyle w:val="Compact"/>
-        <w:numPr>
-          <w:ilvl w:val="0"/>
-          <w:numId w:val="1024"/>
-        </w:numPr>
-      </w:pPr>
-      <w:r>
-        <w:t xml:space="preserve">Ran one-sample (two- and one-tailed), two-sample (Student’s and Welch’s), and paired t-tests</w:t>
-      </w:r>
-    </w:p>
-    <w:p>
-      <w:pPr>
-        <w:pStyle w:val="Compact"/>
-        <w:numPr>
-          <w:ilvl w:val="0"/>
-          <w:numId w:val="1024"/>
-        </w:numPr>
-      </w:pPr>
-      <w:r>
-        <w:t xml:space="preserve">Saw that a paired test is a one-sample test on the differences</w:t>
-      </w:r>
-    </w:p>
-    <w:p>
-      <w:pPr>
-        <w:pStyle w:val="Compact"/>
-        <w:numPr>
-          <w:ilvl w:val="0"/>
-          <w:numId w:val="1024"/>
-        </w:numPr>
-      </w:pPr>
-      <w:r>
-        <w:t xml:space="preserve">Learned to read and report</w:t>
+        <w:t xml:space="preserve">Now throw away the pairing language entirely and run a plain</w:t>
       </w:r>
       <w:r>
         <w:t xml:space="preserve"> </w:t>
@@ -19898,7 +19215,182 @@
           <w:b/>
           <w:bCs/>
         </w:rPr>
-        <w:t xml:space="preserve">t(df) = …, p = …</w:t>
+        <w:t xml:space="preserve">one-sample t-test on those 4 differences, against μ = 0</w:t>
+      </w:r>
+      <w:r>
+        <w:t xml:space="preserve">:</w:t>
+      </w:r>
+    </w:p>
+    <w:p>
+      <w:pPr>
+        <w:pStyle w:val="SourceCode"/>
+      </w:pPr>
+      <w:r>
+        <w:rPr>
+          <w:rStyle w:val="NormalTok"/>
+        </w:rPr>
+        <w:t xml:space="preserve">diff_model </w:t>
+      </w:r>
+      <w:r>
+        <w:rPr>
+          <w:rStyle w:val="OtherTok"/>
+        </w:rPr>
+        <w:t xml:space="preserve">&lt;-</w:t>
+      </w:r>
+      <w:r>
+        <w:rPr>
+          <w:rStyle w:val="NormalTok"/>
+        </w:rPr>
+        <w:t xml:space="preserve"> </w:t>
+      </w:r>
+      <w:r>
+        <w:rPr>
+          <w:rStyle w:val="FunctionTok"/>
+        </w:rPr>
+        <w:t xml:space="preserve">t.test</w:t>
+      </w:r>
+      <w:r>
+        <w:rPr>
+          <w:rStyle w:val="NormalTok"/>
+        </w:rPr>
+        <w:t xml:space="preserve">(diff_df</w:t>
+      </w:r>
+      <w:r>
+        <w:rPr>
+          <w:rStyle w:val="SpecialCharTok"/>
+        </w:rPr>
+        <w:t xml:space="preserve">$</w:t>
+      </w:r>
+      <w:r>
+        <w:rPr>
+          <w:rStyle w:val="NormalTok"/>
+        </w:rPr>
+        <w:t xml:space="preserve">difference, </w:t>
+      </w:r>
+      <w:r>
+        <w:rPr>
+          <w:rStyle w:val="AttributeTok"/>
+        </w:rPr>
+        <w:t xml:space="preserve">mu =</w:t>
+      </w:r>
+      <w:r>
+        <w:rPr>
+          <w:rStyle w:val="NormalTok"/>
+        </w:rPr>
+        <w:t xml:space="preserve"> </w:t>
+      </w:r>
+      <w:r>
+        <w:rPr>
+          <w:rStyle w:val="DecValTok"/>
+        </w:rPr>
+        <w:t xml:space="preserve">0</w:t>
+      </w:r>
+      <w:r>
+        <w:rPr>
+          <w:rStyle w:val="NormalTok"/>
+        </w:rPr>
+        <w:t xml:space="preserve">)</w:t>
+      </w:r>
+      <w:r>
+        <w:br/>
+      </w:r>
+      <w:r>
+        <w:br/>
+      </w:r>
+      <w:r>
+        <w:rPr>
+          <w:rStyle w:val="NormalTok"/>
+        </w:rPr>
+        <w:t xml:space="preserve">diff_model</w:t>
+      </w:r>
+    </w:p>
+    <w:p>
+      <w:pPr>
+        <w:pStyle w:val="SourceCode"/>
+      </w:pPr>
+      <w:r>
+        <w:br/>
+      </w:r>
+      <w:r>
+        <w:rPr>
+          <w:rStyle w:val="VerbatimChar"/>
+        </w:rPr>
+        <w:t xml:space="preserve">    One Sample t-test</w:t>
+      </w:r>
+      <w:r>
+        <w:br/>
+      </w:r>
+      <w:r>
+        <w:br/>
+      </w:r>
+      <w:r>
+        <w:rPr>
+          <w:rStyle w:val="VerbatimChar"/>
+        </w:rPr>
+        <w:t xml:space="preserve">data:  diff_df$difference</w:t>
+      </w:r>
+      <w:r>
+        <w:br/>
+      </w:r>
+      <w:r>
+        <w:rPr>
+          <w:rStyle w:val="VerbatimChar"/>
+        </w:rPr>
+        <w:t xml:space="preserve">t = 2.7227, df = 3, p-value = 0.07238</w:t>
+      </w:r>
+      <w:r>
+        <w:br/>
+      </w:r>
+      <w:r>
+        <w:rPr>
+          <w:rStyle w:val="VerbatimChar"/>
+        </w:rPr>
+        <w:t xml:space="preserve">alternative hypothesis: true mean is not equal to 0</w:t>
+      </w:r>
+      <w:r>
+        <w:br/>
+      </w:r>
+      <w:r>
+        <w:rPr>
+          <w:rStyle w:val="VerbatimChar"/>
+        </w:rPr>
+        <w:t xml:space="preserve">95 percent confidence interval:</w:t>
+      </w:r>
+      <w:r>
+        <w:br/>
+      </w:r>
+      <w:r>
+        <w:rPr>
+          <w:rStyle w:val="VerbatimChar"/>
+        </w:rPr>
+        <w:t xml:space="preserve"> -0.1846147  2.3714897</w:t>
+      </w:r>
+      <w:r>
+        <w:br/>
+      </w:r>
+      <w:r>
+        <w:rPr>
+          <w:rStyle w:val="VerbatimChar"/>
+        </w:rPr>
+        <w:t xml:space="preserve">sample estimates:</w:t>
+      </w:r>
+      <w:r>
+        <w:br/>
+      </w:r>
+      <w:r>
+        <w:rPr>
+          <w:rStyle w:val="VerbatimChar"/>
+        </w:rPr>
+        <w:t xml:space="preserve">mean of x </w:t>
+      </w:r>
+      <w:r>
+        <w:br/>
+      </w:r>
+      <w:r>
+        <w:rPr>
+          <w:rStyle w:val="VerbatimChar"/>
+        </w:rPr>
+        <w:t xml:space="preserve"> 1.093438 </w:t>
       </w:r>
     </w:p>
     <w:tbl>
@@ -20014,6 +19506,685 @@
                 <w:b/>
                 <w:bCs/>
               </w:rPr>
+              <w:t xml:space="preserve">Identical. Same t, same df, same p.</w:t>
+            </w:r>
+          </w:p>
+          <w:p>
+            <w:pPr>
+              <w:pStyle w:val="BodyText"/>
+            </w:pPr>
+            <w:r>
+              <w:rPr>
+                <w:rStyle w:val="VerbatimChar"/>
+              </w:rPr>
+              <w:t xml:space="preserve">t.test(sunny, shady, paired = TRUE)</w:t>
+            </w:r>
+            <w:r>
+              <w:t xml:space="preserve"> </w:t>
+            </w:r>
+            <w:r>
+              <w:t xml:space="preserve">and</w:t>
+            </w:r>
+            <w:r>
+              <w:t xml:space="preserve"> </w:t>
+            </w:r>
+            <w:r>
+              <w:rPr>
+                <w:rStyle w:val="VerbatimChar"/>
+              </w:rPr>
+              <w:t xml:space="preserve">t.test(sunny - shady, mu = 0)</w:t>
+            </w:r>
+            <w:r>
+              <w:t xml:space="preserve"> </w:t>
+            </w:r>
+            <w:r>
+              <w:t xml:space="preserve">are</w:t>
+            </w:r>
+            <w:r>
+              <w:t xml:space="preserve"> </w:t>
+            </w:r>
+            <w:r>
+              <w:rPr>
+                <w:b/>
+                <w:bCs/>
+              </w:rPr>
+              <w:t xml:space="preserve">the same test</w:t>
+            </w:r>
+            <w:r>
+              <w:t xml:space="preserve">.</w:t>
+            </w:r>
+            <w:r>
+              <w:t xml:space="preserve"> </w:t>
+            </w:r>
+            <w:r>
+              <w:rPr>
+                <w:rStyle w:val="VerbatimChar"/>
+              </w:rPr>
+              <w:t xml:space="preserve">paired = TRUE</w:t>
+            </w:r>
+            <w:r>
+              <w:t xml:space="preserve"> </w:t>
+            </w:r>
+            <w:r>
+              <w:t xml:space="preserve">is nothing more than a convenience that does the subtraction for you.</w:t>
+            </w:r>
+          </w:p>
+          <w:p>
+            <w:pPr>
+              <w:pStyle w:val="BodyText"/>
+            </w:pPr>
+            <w:pPr>
+              <w:spacing w:after="16"/>
+            </w:pPr>
+            <w:r>
+              <w:t xml:space="preserve">That is why the paired df is</w:t>
+            </w:r>
+            <w:r>
+              <w:t xml:space="preserve"> </w:t>
+            </w:r>
+            <w:r>
+              <w:rPr>
+                <w:b/>
+                <w:bCs/>
+              </w:rPr>
+              <w:t xml:space="preserve">n</w:t>
+            </w:r>
+            <w:r>
+              <w:rPr>
+                <w:b/>
+                <w:bCs/>
+                <w:vertAlign w:val="subscript"/>
+              </w:rPr>
+              <w:t xml:space="preserve">pairs</w:t>
+            </w:r>
+            <w:r>
+              <w:rPr>
+                <w:b/>
+                <w:bCs/>
+              </w:rPr>
+              <w:t xml:space="preserve"> </w:t>
+            </w:r>
+            <w:r>
+              <w:rPr>
+                <w:b/>
+                <w:bCs/>
+              </w:rPr>
+              <w:t xml:space="preserve">− 1 = 3</w:t>
+            </w:r>
+            <w:r>
+              <w:t xml:space="preserve"> </w:t>
+            </w:r>
+            <w:r>
+              <w:t xml:space="preserve">and not n₁ + n₂ − 2 = 6: once you subtract, you genuinely only have</w:t>
+            </w:r>
+            <w:r>
+              <w:t xml:space="preserve"> </w:t>
+            </w:r>
+            <w:r>
+              <w:rPr>
+                <w:b/>
+                <w:bCs/>
+              </w:rPr>
+              <w:t xml:space="preserve">four numbers</w:t>
+            </w:r>
+            <w:r>
+              <w:t xml:space="preserve">. A one-sample test on four numbers has 3 df. Always.</w:t>
+            </w:r>
+          </w:p>
+          <w:p/>
+        </w:tc>
+      </w:tr>
+    </w:tbl>
+    <w:bookmarkEnd w:id="225"/>
+    <w:bookmarkStart w:id="226" w:name="part-7-assumptions-and-wrap-up"/>
+    <w:p>
+      <w:pPr>
+        <w:pStyle w:val="Heading2"/>
+      </w:pPr>
+      <w:r>
+        <w:t xml:space="preserve">Part 7 · Assumptions and Wrap-Up</w:t>
+      </w:r>
+    </w:p>
+    <w:bookmarkEnd w:id="226"/>
+    <w:bookmarkStart w:id="229" w:name="assumptions-of-parametric-tests"/>
+    <w:p>
+      <w:pPr>
+        <w:pStyle w:val="Heading2"/>
+      </w:pPr>
+      <w:r>
+        <w:t xml:space="preserve">Assumptions of Parametric Tests</w:t>
+      </w:r>
+    </w:p>
+    <w:p>
+      <w:pPr>
+        <w:pStyle w:val="FirstParagraph"/>
+      </w:pPr>
+      <w:r>
+        <w:rPr>
+          <w:b/>
+          <w:bCs/>
+        </w:rPr>
+        <w:t xml:space="preserve">Common assumptions for t-tests:</w:t>
+      </w:r>
+    </w:p>
+    <w:p>
+      <w:pPr>
+        <w:pStyle w:val="Compact"/>
+        <w:numPr>
+          <w:ilvl w:val="0"/>
+          <w:numId w:val="1022"/>
+        </w:numPr>
+      </w:pPr>
+      <w:r>
+        <w:rPr>
+          <w:b/>
+          <w:bCs/>
+        </w:rPr>
+        <w:t xml:space="preserve">Normality</w:t>
+      </w:r>
+      <w:r>
+        <w:t xml:space="preserve"> </w:t>
+      </w:r>
+      <w:r>
+        <w:t xml:space="preserve">— the data (or, for a paired test, the</w:t>
+      </w:r>
+      <w:r>
+        <w:t xml:space="preserve"> </w:t>
+      </w:r>
+      <w:r>
+        <w:rPr>
+          <w:b/>
+          <w:bCs/>
+        </w:rPr>
+        <w:t xml:space="preserve">differences</w:t>
+      </w:r>
+      <w:r>
+        <w:t xml:space="preserve">) come from a normally distributed population</w:t>
+      </w:r>
+    </w:p>
+    <w:p>
+      <w:pPr>
+        <w:pStyle w:val="Compact"/>
+        <w:numPr>
+          <w:ilvl w:val="0"/>
+          <w:numId w:val="1022"/>
+        </w:numPr>
+      </w:pPr>
+      <w:r>
+        <w:rPr>
+          <w:b/>
+          <w:bCs/>
+        </w:rPr>
+        <w:t xml:space="preserve">Equal variances</w:t>
+      </w:r>
+      <w:r>
+        <w:t xml:space="preserve"> </w:t>
+      </w:r>
+      <w:r>
+        <w:t xml:space="preserve">— two-sample tests only</w:t>
+      </w:r>
+    </w:p>
+    <w:p>
+      <w:pPr>
+        <w:pStyle w:val="Compact"/>
+        <w:numPr>
+          <w:ilvl w:val="0"/>
+          <w:numId w:val="1022"/>
+        </w:numPr>
+      </w:pPr>
+      <w:r>
+        <w:rPr>
+          <w:b/>
+          <w:bCs/>
+        </w:rPr>
+        <w:t xml:space="preserve">Independence</w:t>
+      </w:r>
+      <w:r>
+        <w:t xml:space="preserve"> </w:t>
+      </w:r>
+      <w:r>
+        <w:t xml:space="preserve">— observations are independent</w:t>
+      </w:r>
+    </w:p>
+    <w:p>
+      <w:pPr>
+        <w:pStyle w:val="Compact"/>
+        <w:numPr>
+          <w:ilvl w:val="0"/>
+          <w:numId w:val="1022"/>
+        </w:numPr>
+      </w:pPr>
+      <w:r>
+        <w:rPr>
+          <w:b/>
+          <w:bCs/>
+        </w:rPr>
+        <w:t xml:space="preserve">No outliers</w:t>
+      </w:r>
+      <w:r>
+        <w:t xml:space="preserve"> </w:t>
+      </w:r>
+      <w:r>
+        <w:t xml:space="preserve">— extreme values can dominate a small sample</w:t>
+      </w:r>
+    </w:p>
+    <w:p>
+      <w:pPr>
+        <w:pStyle w:val="FirstParagraph"/>
+      </w:pPr>
+      <w:r>
+        <w:t xml:space="preserve">What do we do if our data violate these?</w:t>
+      </w:r>
+    </w:p>
+    <w:p>
+      <w:pPr>
+        <w:pStyle w:val="BodyText"/>
+      </w:pPr>
+      <w:r>
+        <w:rPr>
+          <w:b/>
+          <w:bCs/>
+        </w:rPr>
+        <w:t xml:space="preserve">Alternatives when assumptions are violated:</w:t>
+      </w:r>
+    </w:p>
+    <w:p>
+      <w:pPr>
+        <w:pStyle w:val="Compact"/>
+        <w:numPr>
+          <w:ilvl w:val="0"/>
+          <w:numId w:val="1023"/>
+        </w:numPr>
+      </w:pPr>
+      <w:r>
+        <w:t xml:space="preserve">Data transformation (log, square root)</w:t>
+      </w:r>
+    </w:p>
+    <w:p>
+      <w:pPr>
+        <w:pStyle w:val="Compact"/>
+        <w:numPr>
+          <w:ilvl w:val="0"/>
+          <w:numId w:val="1023"/>
+        </w:numPr>
+      </w:pPr>
+      <w:r>
+        <w:t xml:space="preserve">Non-parametric tests — Mann-Whitney U for two samples, Wilcoxon signed-rank for paired</w:t>
+      </w:r>
+    </w:p>
+    <w:p>
+      <w:pPr>
+        <w:pStyle w:val="Compact"/>
+        <w:numPr>
+          <w:ilvl w:val="0"/>
+          <w:numId w:val="1023"/>
+        </w:numPr>
+      </w:pPr>
+      <w:r>
+        <w:t xml:space="preserve">Robust methods</w:t>
+      </w:r>
+    </w:p>
+    <w:tbl>
+      <w:tblPr>
+        <w:tblStyle w:val="Table"/>
+        <w:tblLook w:firstRow="0" w:lastRow="0" w:firstColumn="0" w:lastColumn="0" w:noHBand="0" w:noVBand="0" w:val="0000"/>
+        <w:tblBorders>
+          <w:top w:val="single" w:sz="4" w:space="0" w:color="00A047"/>
+          <w:left w:val="single" w:sz="24" w:space="0" w:color="00A047"/>
+          <w:bottom w:val="single" w:sz="4" w:space="0" w:color="00A047"/>
+          <w:right w:val="single" w:sz="4" w:space="0" w:color="00A047"/>
+        </w:tblBorders>
+        <w:tblCellMar>
+          <w:left w:w="144" w:type="dxa"/>
+          <w:right w:w="144" w:type="dxa"/>
+        </w:tblCellMar>
+        <w:tblLook w:firstRow="0" w:lastRow="0" w:firstColumn="0" w:lastColumn="0" w:noHBand="0" w:noVBand="0" w:val="0000"/>
+      </w:tblPr>
+      <w:tr>
+        <w:trPr>
+          <w:cantSplit/>
+        </w:trPr>
+        <w:tc>
+          <w:tcPr>
+            <w:shd w:color="auto" w:fill="ccf1e3" w:val="clear"/>
+            <w:tcMar>
+              <w:top w:w="92" w:type="dxa"/>
+              <w:bottom w:w="92" w:type="dxa"/>
+            </w:tcMar>
+          </w:tcPr>
+          <w:p>
+            <w:pPr>
+              <w:pStyle w:val="FirstParagraph"/>
+            </w:pPr>
+            <w:pPr>
+              <w:spacing w:before="0" w:after="0"/>
+              <w:textAlignment w:val="center"/>
+            </w:pPr>
+            <w:r>
+              <w:drawing>
+                <wp:inline>
+                  <wp:extent cx="152400" cy="152400"/>
+                  <wp:effectExtent b="0" l="0" r="0" t="0"/>
+                  <wp:docPr descr="" title="" id="227" name="Picture"/>
+                  <a:graphic>
+                    <a:graphicData uri="http://schemas.openxmlformats.org/drawingml/2006/picture">
+                      <pic:pic>
+                        <pic:nvPicPr>
+                          <pic:cNvPr descr="/Applications/Positron.app/Contents/Resources/app/quarto/share/formats/docx/tip.png" id="228" name="Picture"/>
+                          <pic:cNvPicPr>
+                            <a:picLocks noChangeArrowheads="1" noChangeAspect="1"/>
+                          </pic:cNvPicPr>
+                        </pic:nvPicPr>
+                        <pic:blipFill>
+                          <a:blip r:embed="rId23"/>
+                          <a:stretch>
+                            <a:fillRect/>
+                          </a:stretch>
+                        </pic:blipFill>
+                        <pic:spPr bwMode="auto">
+                          <a:xfrm>
+                            <a:off x="0" y="0"/>
+                            <a:ext cx="152400" cy="152400"/>
+                          </a:xfrm>
+                          <a:prstGeom prst="rect">
+                            <a:avLst/>
+                          </a:prstGeom>
+                          <a:noFill/>
+                          <a:ln w="9525">
+                            <a:noFill/>
+                            <a:headEnd/>
+                            <a:tailEnd/>
+                          </a:ln>
+                        </pic:spPr>
+                      </pic:pic>
+                    </a:graphicData>
+                  </a:graphic>
+                </wp:inline>
+              </w:drawing>
+            </w:r>
+            <w:r>
+              <w:t xml:space="preserve"> </w:t>
+            </w:r>
+            <w:r>
+              <w:t xml:space="preserve"> </w:t>
+            </w:r>
+            <w:r>
+              <w:t xml:space="preserve">Tip</w:t>
+            </w:r>
+          </w:p>
+        </w:tc>
+      </w:tr>
+      <w:tr>
+        <w:trPr>
+          <w:cantSplit/>
+        </w:trPr>
+        <w:tc>
+          <w:tcPr>
+            <w:tcMar>
+              <w:top w:w="108" w:type="dxa"/>
+              <w:bottom w:w="108" w:type="dxa"/>
+            </w:tcMar>
+          </w:tcPr>
+          <w:p>
+            <w:pPr>
+              <w:pStyle w:val="BodyText"/>
+            </w:pPr>
+            <w:pPr>
+              <w:spacing w:before="16"/>
+            </w:pPr>
+            <w:r>
+              <w:rPr>
+                <w:b/>
+                <w:bCs/>
+              </w:rPr>
+              <w:t xml:space="preserve">🖐 Note the paired case</w:t>
+            </w:r>
+          </w:p>
+          <w:p>
+            <w:pPr>
+              <w:pStyle w:val="BodyText"/>
+            </w:pPr>
+            <w:pPr>
+              <w:spacing w:after="16"/>
+            </w:pPr>
+            <w:r>
+              <w:t xml:space="preserve">You check normality of the</w:t>
+            </w:r>
+            <w:r>
+              <w:t xml:space="preserve"> </w:t>
+            </w:r>
+            <w:r>
+              <w:rPr>
+                <w:b/>
+                <w:bCs/>
+              </w:rPr>
+              <w:t xml:space="preserve">differences</w:t>
+            </w:r>
+            <w:r>
+              <w:t xml:space="preserve">, not of the two groups. Which follows directly from the last slide — the differences</w:t>
+            </w:r>
+            <w:r>
+              <w:t xml:space="preserve"> </w:t>
+            </w:r>
+            <w:r>
+              <w:rPr>
+                <w:i/>
+                <w:iCs/>
+              </w:rPr>
+              <w:t xml:space="preserve">are</w:t>
+            </w:r>
+            <w:r>
+              <w:t xml:space="preserve"> </w:t>
+            </w:r>
+            <w:r>
+              <w:t xml:space="preserve">the data.</w:t>
+            </w:r>
+          </w:p>
+          <w:p/>
+        </w:tc>
+      </w:tr>
+    </w:tbl>
+    <w:bookmarkEnd w:id="229"/>
+    <w:bookmarkStart w:id="234" w:name="summary-and-conclusions"/>
+    <w:p>
+      <w:pPr>
+        <w:pStyle w:val="Heading2"/>
+      </w:pPr>
+      <w:r>
+        <w:t xml:space="preserve">Summary and Conclusions</w:t>
+      </w:r>
+    </w:p>
+    <w:p>
+      <w:pPr>
+        <w:pStyle w:val="FirstParagraph"/>
+      </w:pPr>
+      <w:r>
+        <w:t xml:space="preserve">In this lecture we:</w:t>
+      </w:r>
+    </w:p>
+    <w:p>
+      <w:pPr>
+        <w:pStyle w:val="Compact"/>
+        <w:numPr>
+          <w:ilvl w:val="0"/>
+          <w:numId w:val="1024"/>
+        </w:numPr>
+      </w:pPr>
+      <w:r>
+        <w:t xml:space="preserve">Went from question → prediction → H₀ / Hₐ → α, before looking at output</w:t>
+      </w:r>
+    </w:p>
+    <w:p>
+      <w:pPr>
+        <w:pStyle w:val="Compact"/>
+        <w:numPr>
+          <w:ilvl w:val="0"/>
+          <w:numId w:val="1024"/>
+        </w:numPr>
+      </w:pPr>
+      <w:r>
+        <w:t xml:space="preserve">Tested assumptions — QQ plot, Shapiro-Wilk, Levene’s</w:t>
+      </w:r>
+    </w:p>
+    <w:p>
+      <w:pPr>
+        <w:pStyle w:val="Compact"/>
+        <w:numPr>
+          <w:ilvl w:val="0"/>
+          <w:numId w:val="1024"/>
+        </w:numPr>
+      </w:pPr>
+      <w:r>
+        <w:t xml:space="preserve">Ran one-sample (two- and one-tailed), two-sample (Student’s and Welch’s), and paired t-tests</w:t>
+      </w:r>
+    </w:p>
+    <w:p>
+      <w:pPr>
+        <w:pStyle w:val="Compact"/>
+        <w:numPr>
+          <w:ilvl w:val="0"/>
+          <w:numId w:val="1024"/>
+        </w:numPr>
+      </w:pPr>
+      <w:r>
+        <w:t xml:space="preserve">Saw that a paired test is a one-sample test on the differences</w:t>
+      </w:r>
+    </w:p>
+    <w:p>
+      <w:pPr>
+        <w:pStyle w:val="Compact"/>
+        <w:numPr>
+          <w:ilvl w:val="0"/>
+          <w:numId w:val="1024"/>
+        </w:numPr>
+      </w:pPr>
+      <w:r>
+        <w:t xml:space="preserve">Learned to read and report</w:t>
+      </w:r>
+      <w:r>
+        <w:t xml:space="preserve"> </w:t>
+      </w:r>
+      <w:r>
+        <w:rPr>
+          <w:b/>
+          <w:bCs/>
+        </w:rPr>
+        <w:t xml:space="preserve">t(df) = …, p = …</w:t>
+      </w:r>
+    </w:p>
+    <w:tbl>
+      <w:tblPr>
+        <w:tblStyle w:val="Table"/>
+        <w:tblLook w:firstRow="0" w:lastRow="0" w:firstColumn="0" w:lastColumn="0" w:noHBand="0" w:noVBand="0" w:val="0000"/>
+        <w:tblBorders>
+          <w:top w:val="single" w:sz="4" w:space="0" w:color="CC1914"/>
+          <w:left w:val="single" w:sz="24" w:space="0" w:color="CC1914"/>
+          <w:bottom w:val="single" w:sz="4" w:space="0" w:color="CC1914"/>
+          <w:right w:val="single" w:sz="4" w:space="0" w:color="CC1914"/>
+        </w:tblBorders>
+        <w:tblCellMar>
+          <w:left w:w="144" w:type="dxa"/>
+          <w:right w:w="144" w:type="dxa"/>
+        </w:tblCellMar>
+        <w:tblLook w:firstRow="0" w:lastRow="0" w:firstColumn="0" w:lastColumn="0" w:noHBand="0" w:noVBand="0" w:val="0000"/>
+      </w:tblPr>
+      <w:tr>
+        <w:trPr>
+          <w:cantSplit/>
+        </w:trPr>
+        <w:tc>
+          <w:tcPr>
+            <w:shd w:color="auto" w:fill="f7dddc" w:val="clear"/>
+            <w:tcMar>
+              <w:top w:w="92" w:type="dxa"/>
+              <w:bottom w:w="92" w:type="dxa"/>
+            </w:tcMar>
+          </w:tcPr>
+          <w:p>
+            <w:pPr>
+              <w:pStyle w:val="FirstParagraph"/>
+            </w:pPr>
+            <w:pPr>
+              <w:spacing w:before="0" w:after="0"/>
+              <w:textAlignment w:val="center"/>
+            </w:pPr>
+            <w:r>
+              <w:drawing>
+                <wp:inline>
+                  <wp:extent cx="152400" cy="152400"/>
+                  <wp:effectExtent b="0" l="0" r="0" t="0"/>
+                  <wp:docPr descr="" title="" id="230" name="Picture"/>
+                  <a:graphic>
+                    <a:graphicData uri="http://schemas.openxmlformats.org/drawingml/2006/picture">
+                      <pic:pic>
+                        <pic:nvPicPr>
+                          <pic:cNvPr descr="/Applications/Positron.app/Contents/Resources/app/quarto/share/formats/docx/important.png" id="231" name="Picture"/>
+                          <pic:cNvPicPr>
+                            <a:picLocks noChangeArrowheads="1" noChangeAspect="1"/>
+                          </pic:cNvPicPr>
+                        </pic:nvPicPr>
+                        <pic:blipFill>
+                          <a:blip r:embed="rId42"/>
+                          <a:stretch>
+                            <a:fillRect/>
+                          </a:stretch>
+                        </pic:blipFill>
+                        <pic:spPr bwMode="auto">
+                          <a:xfrm>
+                            <a:off x="0" y="0"/>
+                            <a:ext cx="152400" cy="152400"/>
+                          </a:xfrm>
+                          <a:prstGeom prst="rect">
+                            <a:avLst/>
+                          </a:prstGeom>
+                          <a:noFill/>
+                          <a:ln w="9525">
+                            <a:noFill/>
+                            <a:headEnd/>
+                            <a:tailEnd/>
+                          </a:ln>
+                        </pic:spPr>
+                      </pic:pic>
+                    </a:graphicData>
+                  </a:graphic>
+                </wp:inline>
+              </w:drawing>
+            </w:r>
+            <w:r>
+              <w:t xml:space="preserve"> </w:t>
+            </w:r>
+            <w:r>
+              <w:t xml:space="preserve"> </w:t>
+            </w:r>
+            <w:r>
+              <w:t xml:space="preserve">Important</w:t>
+            </w:r>
+          </w:p>
+        </w:tc>
+      </w:tr>
+      <w:tr>
+        <w:trPr>
+          <w:cantSplit/>
+        </w:trPr>
+        <w:tc>
+          <w:tcPr>
+            <w:tcMar>
+              <w:top w:w="108" w:type="dxa"/>
+              <w:bottom w:w="108" w:type="dxa"/>
+            </w:tcMar>
+          </w:tcPr>
+          <w:p>
+            <w:pPr>
+              <w:pStyle w:val="BodyText"/>
+            </w:pPr>
+            <w:pPr>
+              <w:spacing w:before="16"/>
+            </w:pPr>
+            <w:r>
+              <w:rPr>
+                <w:b/>
+                <w:bCs/>
+              </w:rPr>
               <w:t xml:space="preserve">Degrees of freedom — the one-line version</w:t>
             </w:r>
           </w:p>
@@ -20212,12 +20383,12 @@
                 <wp:inline>
                   <wp:extent cx="152400" cy="152400"/>
                   <wp:effectExtent b="0" l="0" r="0" t="0"/>
-                  <wp:docPr descr="" title="" id="225" name="Picture"/>
+                  <wp:docPr descr="" title="" id="232" name="Picture"/>
                   <a:graphic>
                     <a:graphicData uri="http://schemas.openxmlformats.org/drawingml/2006/picture">
                       <pic:pic>
                         <pic:nvPicPr>
-                          <pic:cNvPr descr="/Applications/Positron.app/Contents/Resources/app/quarto/share/formats/docx/note.png" id="226" name="Picture"/>
+                          <pic:cNvPr descr="/Applications/Positron.app/Contents/Resources/app/quarto/share/formats/docx/note.png" id="233" name="Picture"/>
                           <pic:cNvPicPr>
                             <a:picLocks noChangeArrowheads="1" noChangeAspect="1"/>
                           </pic:cNvPicPr>
@@ -20352,7 +20523,7 @@
         </w:tc>
       </w:tr>
     </w:tbl>
-    <w:bookmarkEnd w:id="227"/>
+    <w:bookmarkEnd w:id="234"/>
     <w:sectPr>
       <w:footnotePr>
         <w:numRestart w:val="eachSect"/>

--- a/docs/content/t_tests/t_tests_lecture.docx
+++ b/docs/content/t_tests/t_tests_lecture.docx
@@ -20525,6 +20525,8 @@
     </w:tbl>
     <w:bookmarkEnd w:id="234"/>
     <w:sectPr>
+      <w:pgSz w:h="15840" w:w="12240"/>
+      <w:pgMar w:bottom="720" w:footer="360" w:gutter="0" w:header="360" w:left="1008" w:right="720" w:top="720"/>
       <w:footnotePr>
         <w:numRestart w:val="eachSect"/>
       </w:footnotePr>
@@ -21081,7 +21083,7 @@
     </w:rPrDefault>
     <w:pPrDefault>
       <w:pPr>
-        <w:spacing w:after="100"/>
+        <w:spacing w:after="100" w:before="0"/>
       </w:pPr>
     </w:pPrDefault>
   </w:docDefaults>
@@ -21096,7 +21098,7 @@
     <w:link w:val="BodyTextChar"/>
     <w:qFormat/>
     <w:pPr>
-      <w:spacing w:after="90" w:before="90"/>
+      <w:spacing w:after="90" w:before="0"/>
     </w:pPr>
   </w:style>
   <w:style w:customStyle="1" w:styleId="FirstParagraph" w:type="paragraph">
@@ -21110,7 +21112,7 @@
     <w:basedOn w:val="BodyText"/>
     <w:qFormat/>
     <w:pPr>
-      <w:spacing w:after="20" w:before="20"/>
+      <w:spacing w:after="20" w:before="0"/>
     </w:pPr>
   </w:style>
   <w:style w:styleId="Title" w:type="paragraph">
@@ -21122,7 +21124,7 @@
     <w:qFormat/>
     <w:rsid w:val="00A10FD9"/>
     <w:pPr>
-      <w:spacing w:after="60" w:line="240" w:lineRule="auto"/>
+      <w:spacing w:after="60" w:before="0" w:line="240" w:lineRule="auto"/>
       <w:contextualSpacing/>
       <w:jc w:val="center"/>
     </w:pPr>
@@ -21153,6 +21155,7 @@
     <w:qFormat/>
     <w:rsid w:val="00A10FD9"/>
     <w:pPr>
+      <w:spacing w:before="0"/>
       <w:numPr>
         <w:ilvl w:val="1"/>
       </w:numPr>
@@ -21184,6 +21187,7 @@
     <w:next w:val="BodyText"/>
     <w:qFormat/>
     <w:pPr>
+      <w:spacing w:before="0"/>
       <w:keepNext/>
       <w:keepLines/>
     </w:pPr>
@@ -21198,6 +21202,7 @@
     <w:next w:val="BodyText"/>
     <w:qFormat/>
     <w:pPr>
+      <w:spacing w:before="0"/>
       <w:keepNext/>
       <w:keepLines/>
     </w:pPr>
@@ -21214,7 +21219,7 @@
     <w:pPr>
       <w:keepNext/>
       <w:keepLines/>
-      <w:spacing w:after="0" w:before="300"/>
+      <w:spacing w:after="0" w:before="0"/>
       <w:jc w:val="center"/>
     </w:pPr>
     <w:rPr>
@@ -21231,7 +21236,7 @@
     <w:pPr>
       <w:keepNext/>
       <w:keepLines/>
-      <w:spacing w:after="300" w:before="100"/>
+      <w:spacing w:after="300" w:before="0"/>
     </w:pPr>
     <w:rPr>
       <w:sz w:val="20"/>
@@ -21257,7 +21262,7 @@
     <w:pPr>
       <w:keepNext/>
       <w:keepLines/>
-      <w:spacing w:after="60" w:before="200"/>
+      <w:spacing w:after="60" w:before="120"/>
       <w:outlineLvl w:val="0"/>
     </w:pPr>
     <w:rPr>
@@ -21280,7 +21285,7 @@
     <w:pPr>
       <w:keepNext/>
       <w:keepLines/>
-      <w:spacing w:after="50" w:before="140"/>
+      <w:spacing w:after="50" w:before="100"/>
       <w:outlineLvl w:val="1"/>
     </w:pPr>
     <w:rPr>
@@ -21303,7 +21308,7 @@
     <w:pPr>
       <w:keepNext/>
       <w:keepLines/>
-      <w:spacing w:after="40" w:before="120"/>
+      <w:spacing w:after="40" w:before="80"/>
       <w:outlineLvl w:val="2"/>
     </w:pPr>
     <w:rPr>
@@ -21349,7 +21354,7 @@
     <w:pPr>
       <w:keepNext/>
       <w:keepLines/>
-      <w:spacing w:after="40" w:before="80"/>
+      <w:spacing w:after="40" w:before="60"/>
       <w:outlineLvl w:val="4"/>
     </w:pPr>
     <w:rPr>
@@ -21370,7 +21375,7 @@
     <w:pPr>
       <w:keepNext/>
       <w:keepLines/>
-      <w:spacing w:after="0" w:before="40"/>
+      <w:spacing w:after="0" w:before="60"/>
       <w:outlineLvl w:val="5"/>
     </w:pPr>
     <w:rPr>
@@ -21393,7 +21398,7 @@
     <w:pPr>
       <w:keepNext/>
       <w:keepLines/>
-      <w:spacing w:after="0" w:before="40"/>
+      <w:spacing w:after="0" w:before="60"/>
       <w:outlineLvl w:val="6"/>
     </w:pPr>
     <w:rPr>
@@ -21414,7 +21419,7 @@
     <w:pPr>
       <w:keepNext/>
       <w:keepLines/>
-      <w:spacing w:after="0"/>
+      <w:spacing w:after="0" w:before="60"/>
       <w:outlineLvl w:val="7"/>
     </w:pPr>
     <w:rPr>
@@ -21437,7 +21442,7 @@
     <w:pPr>
       <w:keepNext/>
       <w:keepLines/>
-      <w:spacing w:after="0"/>
+      <w:spacing w:after="0" w:before="60"/>
       <w:outlineLvl w:val="8"/>
     </w:pPr>
     <w:rPr>
@@ -21572,7 +21577,7 @@
     <w:unhideWhenUsed/>
     <w:qFormat/>
     <w:pPr>
-      <w:spacing w:after="50" w:before="50"/>
+      <w:spacing w:after="50" w:before="0"/>
       <w:ind w:firstLine="0" w:left="480" w:right="480"/>
     </w:pPr>
   </w:style>
@@ -21592,7 +21597,7 @@
     <w:unhideWhenUsed/>
     <w:qFormat/>
     <w:pPr>
-      <w:spacing w:after="100" w:before="100"/>
+      <w:spacing w:after="100" w:before="0"/>
       <w:ind w:firstLine="0" w:left="480" w:right="480"/>
     </w:pPr>
   </w:style>
@@ -21639,7 +21644,7 @@
     <w:pPr>
       <w:keepNext/>
       <w:keepLines/>
-      <w:spacing w:after="0"/>
+      <w:spacing w:after="0" w:before="0"/>
     </w:pPr>
     <w:rPr>
       <w:b/>
@@ -21664,6 +21669,7 @@
     <w:name w:val="Table Caption"/>
     <w:basedOn w:val="Caption"/>
     <w:pPr>
+      <w:spacing w:before="0"/>
       <w:keepNext/>
     </w:pPr>
   </w:style>
@@ -21679,6 +21685,7 @@
     <w:name w:val="Captioned Figure"/>
     <w:basedOn w:val="Figure"/>
     <w:pPr>
+      <w:spacing w:before="0"/>
       <w:keepNext/>
     </w:pPr>
   </w:style>
@@ -21721,7 +21728,7 @@
     <w:unhideWhenUsed/>
     <w:qFormat/>
     <w:pPr>
-      <w:spacing w:before="240" w:line="259" w:lineRule="auto"/>
+      <w:spacing w:before="0" w:line="259" w:lineRule="auto"/>
       <w:outlineLvl w:val="9"/>
     </w:pPr>
     <w:rPr>
